--- a/docs/РП_Панкратов_formatted.docx
+++ b/docs/РП_Панкратов_formatted.docx
@@ -1335,6 +1335,27 @@
           <w:rFonts w:ascii="Times New Roman" w:eastAsia="Times New Roman" w:hAnsi="Times New Roman" w:cs="Times New Roman"/>
           <w:sz w:val="24"/>
           <w:szCs w:val="24"/>
+          <w:lang w:val="en-US"/>
+        </w:rPr>
+      </w:pPr>
+    </w:p>
+    <w:p>
+      <w:pPr>
+        <w:rPr>
+          <w:rFonts w:ascii="Times New Roman" w:eastAsia="Times New Roman" w:hAnsi="Times New Roman" w:cs="Times New Roman"/>
+          <w:sz w:val="24"/>
+          <w:szCs w:val="24"/>
+          <w:lang w:val="en-US"/>
+        </w:rPr>
+      </w:pPr>
+    </w:p>
+    <w:p>
+      <w:pPr>
+        <w:rPr>
+          <w:rFonts w:ascii="Times New Roman" w:eastAsia="Times New Roman" w:hAnsi="Times New Roman" w:cs="Times New Roman"/>
+          <w:sz w:val="24"/>
+          <w:szCs w:val="24"/>
+          <w:lang w:val="en-US"/>
         </w:rPr>
       </w:pPr>
     </w:p>
@@ -1523,42 +1544,6 @@
           <w:szCs w:val="24"/>
         </w:rPr>
         <w:br/>
-        <w:t>Студент БПИ-221</w:t>
-      </w:r>
-      <w:r>
-        <w:rPr>
-          <w:rFonts w:ascii="Times New Roman" w:eastAsia="Times New Roman" w:hAnsi="Times New Roman" w:cs="Times New Roman"/>
-          <w:sz w:val="24"/>
-          <w:szCs w:val="24"/>
-        </w:rPr>
-        <w:br/>
-        <w:t xml:space="preserve">__________ / </w:t>
-      </w:r>
-      <w:proofErr w:type="spellStart"/>
-      <w:r>
-        <w:rPr>
-          <w:rFonts w:ascii="Times New Roman" w:eastAsia="Times New Roman" w:hAnsi="Times New Roman" w:cs="Times New Roman"/>
-          <w:sz w:val="24"/>
-          <w:szCs w:val="24"/>
-        </w:rPr>
-        <w:t>Знатнов</w:t>
-      </w:r>
-      <w:proofErr w:type="spellEnd"/>
-      <w:r>
-        <w:rPr>
-          <w:rFonts w:ascii="Times New Roman" w:eastAsia="Times New Roman" w:hAnsi="Times New Roman" w:cs="Times New Roman"/>
-          <w:sz w:val="24"/>
-          <w:szCs w:val="24"/>
-        </w:rPr>
-        <w:t xml:space="preserve"> Е. П. /</w:t>
-      </w:r>
-      <w:r>
-        <w:rPr>
-          <w:rFonts w:ascii="Times New Roman" w:eastAsia="Times New Roman" w:hAnsi="Times New Roman" w:cs="Times New Roman"/>
-          <w:sz w:val="24"/>
-          <w:szCs w:val="24"/>
-        </w:rPr>
-        <w:br/>
         <w:t>«</w:t>
       </w:r>
       <w:r>
@@ -1667,6 +1652,7 @@
           <w:b/>
           <w:sz w:val="24"/>
           <w:szCs w:val="24"/>
+          <w:lang w:val="en-US"/>
         </w:rPr>
       </w:pPr>
       <w:r>
@@ -1730,24 +1716,26 @@
           <w:rFonts w:ascii="Times New Roman" w:eastAsia="Times New Roman" w:hAnsi="Times New Roman" w:cs="Times New Roman"/>
           <w:sz w:val="24"/>
           <w:szCs w:val="24"/>
-        </w:rPr>
-        <w:t>3</w:t>
-      </w:r>
-      <w:r>
-        <w:rPr>
-          <w:rFonts w:ascii="Times New Roman" w:eastAsia="Times New Roman" w:hAnsi="Times New Roman" w:cs="Times New Roman"/>
-          <w:sz w:val="24"/>
-          <w:szCs w:val="24"/>
-        </w:rPr>
-        <w:t>-1</w:t>
-      </w:r>
-      <w:r>
-        <w:rPr>
-          <w:rFonts w:ascii="Times New Roman" w:eastAsia="Times New Roman" w:hAnsi="Times New Roman" w:cs="Times New Roman"/>
-          <w:sz w:val="24"/>
-          <w:szCs w:val="24"/>
-        </w:rPr>
-        <w:t>-ЛУ</w:t>
+          <w:lang w:val="en-US"/>
+        </w:rPr>
+        <w:t>1</w:t>
+      </w:r>
+      <w:r>
+        <w:rPr>
+          <w:rFonts w:ascii="Times New Roman" w:eastAsia="Times New Roman" w:hAnsi="Times New Roman" w:cs="Times New Roman"/>
+          <w:sz w:val="24"/>
+          <w:szCs w:val="24"/>
+        </w:rPr>
+        <w:t>-</w:t>
+      </w:r>
+      <w:r>
+        <w:rPr>
+          <w:rFonts w:ascii="Times New Roman" w:eastAsia="Times New Roman" w:hAnsi="Times New Roman" w:cs="Times New Roman"/>
+          <w:sz w:val="24"/>
+          <w:szCs w:val="24"/>
+          <w:lang w:val="en-US"/>
+        </w:rPr>
+        <w:t>1</w:t>
       </w:r>
     </w:p>
     <w:p>
@@ -4383,548 +4371,127 @@
     </w:p>
     <w:p>
       <w:pPr>
-        <w:pBdr>
-          <w:top w:val="nil"/>
-          <w:left w:val="nil"/>
-          <w:bottom w:val="nil"/>
-          <w:right w:val="nil"/>
-          <w:between w:val="nil"/>
-        </w:pBdr>
-        <w:spacing w:after="0" w:line="360" w:lineRule="auto"/>
-        <w:ind w:firstLine="709"/>
+        <w:pStyle w:val="BodyText"/>
+        <w:tabs>
+          <w:tab w:val="left" w:pos="142"/>
+        </w:tabs>
+        <w:spacing w:before="1" w:line="360" w:lineRule="auto"/>
+        <w:ind w:left="426" w:right="680" w:firstLine="850"/>
         <w:jc w:val="both"/>
-        <w:rPr>
-          <w:rFonts w:ascii="Times New Roman" w:eastAsia="Times New Roman" w:hAnsi="Times New Roman" w:cs="Times New Roman"/>
-          <w:sz w:val="24"/>
-          <w:szCs w:val="24"/>
-        </w:rPr>
       </w:pPr>
       <w:bookmarkStart w:id="9" w:name="_heading=h.4lp3uw1z0scz" w:colFirst="0" w:colLast="0"/>
       <w:bookmarkStart w:id="10" w:name="_Документы,_на_основании"/>
       <w:bookmarkEnd w:id="9"/>
       <w:bookmarkEnd w:id="10"/>
       <w:r>
-        <w:rPr>
-          <w:rFonts w:ascii="Times New Roman" w:eastAsia="Times New Roman" w:hAnsi="Times New Roman" w:cs="Times New Roman"/>
-          <w:sz w:val="24"/>
-          <w:szCs w:val="24"/>
-        </w:rPr>
-        <w:t>"</w:t>
-      </w:r>
-      <w:r>
-        <w:rPr>
-          <w:rFonts w:ascii="Times New Roman" w:eastAsia="Times New Roman" w:hAnsi="Times New Roman" w:cs="Times New Roman"/>
-          <w:sz w:val="24"/>
-          <w:szCs w:val="24"/>
-        </w:rPr>
-        <w:t>Статистика футболистов и трансферный рынок: математический анализ</w:t>
-      </w:r>
-      <w:r>
-        <w:rPr>
-          <w:rFonts w:ascii="Times New Roman" w:eastAsia="Times New Roman" w:hAnsi="Times New Roman" w:cs="Times New Roman"/>
-          <w:sz w:val="24"/>
-          <w:szCs w:val="24"/>
-        </w:rPr>
-        <w:t>" предоставляет возможность предсказать оценку стоимости трансфера футболиста, используя информацию о его физическом состоянии и статистике, собранной во время последних выступлений.</w:t>
+        <w:t>Программны</w:t>
+      </w:r>
+      <w:r>
+        <w:t>й</w:t>
+      </w:r>
+      <w:r>
+        <w:t xml:space="preserve"> инструмент «</w:t>
+      </w:r>
+      <w:proofErr w:type="spellStart"/>
+      <w:r>
+        <w:t>MSnOutliers</w:t>
+      </w:r>
+      <w:proofErr w:type="spellEnd"/>
+      <w:r>
+        <w:t>» предназначен для анализа и исследования робастности различных методов регрессионного анализа в условиях присутствия в данных аномальных наблюдений. Приложение предоставляет следующие возможности</w:t>
+      </w:r>
+      <w:r>
+        <w:t>:</w:t>
       </w:r>
     </w:p>
     <w:p>
       <w:pPr>
-        <w:pBdr>
-          <w:top w:val="nil"/>
-          <w:left w:val="nil"/>
-          <w:bottom w:val="nil"/>
-          <w:right w:val="nil"/>
-          <w:between w:val="nil"/>
-        </w:pBdr>
-        <w:spacing w:after="0" w:line="360" w:lineRule="auto"/>
-        <w:ind w:firstLine="709"/>
+        <w:pStyle w:val="BodyText"/>
+        <w:numPr>
+          <w:ilvl w:val="0"/>
+          <w:numId w:val="32"/>
+        </w:numPr>
+        <w:tabs>
+          <w:tab w:val="left" w:pos="142"/>
+        </w:tabs>
+        <w:spacing w:before="1" w:line="360" w:lineRule="auto"/>
+        <w:ind w:left="1985" w:right="680" w:hanging="284"/>
         <w:jc w:val="both"/>
-        <w:rPr>
-          <w:rFonts w:ascii="Times New Roman" w:eastAsia="Times New Roman" w:hAnsi="Times New Roman" w:cs="Times New Roman"/>
-          <w:sz w:val="24"/>
-          <w:szCs w:val="24"/>
-        </w:rPr>
-      </w:pPr>
-      <w:r>
-        <w:rPr>
-          <w:rFonts w:ascii="Times New Roman" w:eastAsia="Times New Roman" w:hAnsi="Times New Roman" w:cs="Times New Roman"/>
-          <w:sz w:val="24"/>
-          <w:szCs w:val="24"/>
-        </w:rPr>
-        <w:t>Этот сервис обеспечивает следующие возможности:</w:t>
+      </w:pPr>
+      <w:r>
+        <w:t>Моделирование набора данных с контролируемыми параметрами шума различных распределений.</w:t>
       </w:r>
     </w:p>
     <w:p>
       <w:pPr>
+        <w:pStyle w:val="BodyText"/>
         <w:numPr>
           <w:ilvl w:val="0"/>
-          <w:numId w:val="19"/>
+          <w:numId w:val="32"/>
         </w:numPr>
-        <w:pBdr>
-          <w:top w:val="nil"/>
-          <w:left w:val="nil"/>
-          <w:bottom w:val="nil"/>
-          <w:right w:val="nil"/>
-          <w:between w:val="nil"/>
-        </w:pBdr>
-        <w:spacing w:after="0" w:line="360" w:lineRule="auto"/>
+        <w:tabs>
+          <w:tab w:val="left" w:pos="142"/>
+        </w:tabs>
+        <w:spacing w:before="1" w:line="360" w:lineRule="auto"/>
+        <w:ind w:left="1985" w:right="680" w:hanging="284"/>
         <w:jc w:val="both"/>
-        <w:rPr>
-          <w:rFonts w:ascii="Times New Roman" w:eastAsia="Times New Roman" w:hAnsi="Times New Roman" w:cs="Times New Roman"/>
-          <w:sz w:val="24"/>
-          <w:szCs w:val="24"/>
-        </w:rPr>
-      </w:pPr>
-      <w:r>
-        <w:rPr>
-          <w:rFonts w:ascii="Times New Roman" w:eastAsia="Times New Roman" w:hAnsi="Times New Roman" w:cs="Times New Roman"/>
-          <w:sz w:val="24"/>
-          <w:szCs w:val="24"/>
-        </w:rPr>
-        <w:t>Сбор всей необходимой информации о профессиональных футболистах из различных источников</w:t>
-      </w:r>
-      <w:r>
-        <w:rPr>
-          <w:rFonts w:ascii="Times New Roman" w:eastAsia="Times New Roman" w:hAnsi="Times New Roman" w:cs="Times New Roman"/>
-          <w:sz w:val="24"/>
-          <w:szCs w:val="24"/>
-        </w:rPr>
-        <w:t xml:space="preserve"> (в большинстве случаев, </w:t>
-      </w:r>
-      <w:r>
-        <w:rPr>
-          <w:rFonts w:ascii="Times New Roman" w:eastAsia="Times New Roman" w:hAnsi="Times New Roman" w:cs="Times New Roman"/>
-          <w:sz w:val="24"/>
-          <w:szCs w:val="24"/>
-        </w:rPr>
-        <w:t>“</w:t>
-      </w:r>
-      <w:proofErr w:type="spellStart"/>
-      <w:r>
-        <w:rPr>
-          <w:rFonts w:ascii="Times New Roman" w:eastAsia="Times New Roman" w:hAnsi="Times New Roman" w:cs="Times New Roman"/>
-          <w:sz w:val="24"/>
-          <w:szCs w:val="24"/>
-          <w:lang w:val="en-US"/>
-        </w:rPr>
-        <w:t>transfermarkt</w:t>
-      </w:r>
-      <w:proofErr w:type="spellEnd"/>
-      <w:r>
-        <w:rPr>
-          <w:rFonts w:ascii="Times New Roman" w:eastAsia="Times New Roman" w:hAnsi="Times New Roman" w:cs="Times New Roman"/>
-          <w:sz w:val="24"/>
-          <w:szCs w:val="24"/>
-        </w:rPr>
-        <w:t>”</w:t>
-      </w:r>
-      <w:r>
-        <w:rPr>
-          <w:rFonts w:ascii="Times New Roman" w:eastAsia="Times New Roman" w:hAnsi="Times New Roman" w:cs="Times New Roman"/>
-          <w:sz w:val="24"/>
-          <w:szCs w:val="24"/>
-        </w:rPr>
-        <w:t>)</w:t>
-      </w:r>
-      <w:r>
-        <w:rPr>
-          <w:rFonts w:ascii="Times New Roman" w:eastAsia="Times New Roman" w:hAnsi="Times New Roman" w:cs="Times New Roman"/>
-          <w:sz w:val="24"/>
-          <w:szCs w:val="24"/>
-        </w:rPr>
-        <w:t xml:space="preserve"> для ее дальнейшего анализа.</w:t>
+      </w:pPr>
+      <w:r>
+        <w:t>Оценка эффективности различных статистических методов регрессии при наличии аномальных наблюдений разного количество и характера.</w:t>
       </w:r>
     </w:p>
     <w:p>
       <w:pPr>
+        <w:pStyle w:val="BodyText"/>
         <w:numPr>
           <w:ilvl w:val="0"/>
-          <w:numId w:val="19"/>
+          <w:numId w:val="32"/>
         </w:numPr>
-        <w:pBdr>
-          <w:top w:val="nil"/>
-          <w:left w:val="nil"/>
-          <w:bottom w:val="nil"/>
-          <w:right w:val="nil"/>
-          <w:between w:val="nil"/>
-        </w:pBdr>
-        <w:spacing w:after="0" w:line="360" w:lineRule="auto"/>
+        <w:tabs>
+          <w:tab w:val="left" w:pos="142"/>
+        </w:tabs>
+        <w:spacing w:before="1" w:line="360" w:lineRule="auto"/>
+        <w:ind w:left="1985" w:right="680" w:hanging="284"/>
         <w:jc w:val="both"/>
-        <w:rPr>
-          <w:rFonts w:ascii="Times New Roman" w:eastAsia="Times New Roman" w:hAnsi="Times New Roman" w:cs="Times New Roman"/>
-          <w:sz w:val="24"/>
-          <w:szCs w:val="24"/>
-        </w:rPr>
-      </w:pPr>
-      <w:r>
-        <w:rPr>
-          <w:rFonts w:ascii="Times New Roman" w:eastAsia="Times New Roman" w:hAnsi="Times New Roman" w:cs="Times New Roman"/>
-          <w:sz w:val="24"/>
-          <w:szCs w:val="24"/>
-        </w:rPr>
-        <w:t>Предварительную обработку данных, коррекцию ошибок, заполнение пропущенных значений и нормализацию данных.</w:t>
+      </w:pPr>
+      <w:r>
+        <w:t>Применение алгоритмов машинного обучения для обнаружения аномальных наблюдений, последующее удаление аномальных наблюдений и оценка качества детектирования аномальных наблюдений.</w:t>
       </w:r>
     </w:p>
     <w:p>
       <w:pPr>
+        <w:pStyle w:val="BodyText"/>
         <w:numPr>
           <w:ilvl w:val="0"/>
-          <w:numId w:val="19"/>
+          <w:numId w:val="32"/>
         </w:numPr>
-        <w:pBdr>
-          <w:top w:val="nil"/>
-          <w:left w:val="nil"/>
-          <w:bottom w:val="nil"/>
-          <w:right w:val="nil"/>
-          <w:between w:val="nil"/>
-        </w:pBdr>
-        <w:spacing w:after="0" w:line="360" w:lineRule="auto"/>
+        <w:tabs>
+          <w:tab w:val="left" w:pos="142"/>
+        </w:tabs>
+        <w:spacing w:before="1" w:line="360" w:lineRule="auto"/>
+        <w:ind w:left="1985" w:right="680" w:hanging="284"/>
         <w:jc w:val="both"/>
-        <w:rPr>
-          <w:rFonts w:ascii="Times New Roman" w:eastAsia="Times New Roman" w:hAnsi="Times New Roman" w:cs="Times New Roman"/>
-          <w:sz w:val="24"/>
-          <w:szCs w:val="24"/>
-        </w:rPr>
-      </w:pPr>
-      <w:r>
-        <w:rPr>
-          <w:rFonts w:ascii="Times New Roman" w:eastAsia="Times New Roman" w:hAnsi="Times New Roman" w:cs="Times New Roman"/>
-          <w:sz w:val="24"/>
-          <w:szCs w:val="24"/>
-        </w:rPr>
-        <w:t>Обучение ML-модели на основе собранных данных с использованием подходящего алгоритма</w:t>
-      </w:r>
-      <w:r>
-        <w:rPr>
-          <w:rFonts w:ascii="Times New Roman" w:eastAsia="Times New Roman" w:hAnsi="Times New Roman" w:cs="Times New Roman"/>
-          <w:sz w:val="24"/>
-          <w:szCs w:val="24"/>
-        </w:rPr>
-        <w:t xml:space="preserve">, </w:t>
-      </w:r>
-      <w:r>
-        <w:rPr>
-          <w:rFonts w:ascii="Times New Roman" w:eastAsia="Times New Roman" w:hAnsi="Times New Roman" w:cs="Times New Roman"/>
-          <w:sz w:val="24"/>
-          <w:szCs w:val="24"/>
-        </w:rPr>
-        <w:t>тюнинг гиперпараметров для достижения наилучших результатов</w:t>
-      </w:r>
-      <w:r>
-        <w:rPr>
-          <w:rFonts w:ascii="Times New Roman" w:eastAsia="Times New Roman" w:hAnsi="Times New Roman" w:cs="Times New Roman"/>
-          <w:sz w:val="24"/>
-          <w:szCs w:val="24"/>
-        </w:rPr>
-        <w:t xml:space="preserve"> и </w:t>
-      </w:r>
-      <w:r>
-        <w:rPr>
-          <w:rFonts w:ascii="Times New Roman" w:eastAsia="Times New Roman" w:hAnsi="Times New Roman" w:cs="Times New Roman"/>
-          <w:sz w:val="24"/>
-          <w:szCs w:val="24"/>
-        </w:rPr>
-        <w:t>о</w:t>
-      </w:r>
-      <w:r>
-        <w:rPr>
-          <w:rFonts w:ascii="Times New Roman" w:eastAsia="Times New Roman" w:hAnsi="Times New Roman" w:cs="Times New Roman"/>
-          <w:sz w:val="24"/>
-          <w:szCs w:val="24"/>
-        </w:rPr>
-        <w:t>ценк</w:t>
-      </w:r>
-      <w:r>
-        <w:rPr>
-          <w:rFonts w:ascii="Times New Roman" w:eastAsia="Times New Roman" w:hAnsi="Times New Roman" w:cs="Times New Roman"/>
-          <w:sz w:val="24"/>
-          <w:szCs w:val="24"/>
-        </w:rPr>
-        <w:t>и</w:t>
-      </w:r>
-      <w:r>
-        <w:rPr>
-          <w:rFonts w:ascii="Times New Roman" w:eastAsia="Times New Roman" w:hAnsi="Times New Roman" w:cs="Times New Roman"/>
-          <w:sz w:val="24"/>
-          <w:szCs w:val="24"/>
-        </w:rPr>
-        <w:t xml:space="preserve"> качеств построенн</w:t>
-      </w:r>
-      <w:r>
-        <w:rPr>
-          <w:rFonts w:ascii="Times New Roman" w:eastAsia="Times New Roman" w:hAnsi="Times New Roman" w:cs="Times New Roman"/>
-          <w:sz w:val="24"/>
-          <w:szCs w:val="24"/>
-        </w:rPr>
-        <w:t xml:space="preserve">ых </w:t>
-      </w:r>
-      <w:r>
-        <w:rPr>
-          <w:rFonts w:ascii="Times New Roman" w:eastAsia="Times New Roman" w:hAnsi="Times New Roman" w:cs="Times New Roman"/>
-          <w:sz w:val="24"/>
-          <w:szCs w:val="24"/>
-        </w:rPr>
-        <w:t>модел</w:t>
-      </w:r>
-      <w:r>
-        <w:rPr>
-          <w:rFonts w:ascii="Times New Roman" w:eastAsia="Times New Roman" w:hAnsi="Times New Roman" w:cs="Times New Roman"/>
-          <w:sz w:val="24"/>
-          <w:szCs w:val="24"/>
-        </w:rPr>
-        <w:t>ей</w:t>
-      </w:r>
-      <w:r>
-        <w:rPr>
-          <w:rFonts w:ascii="Times New Roman" w:eastAsia="Times New Roman" w:hAnsi="Times New Roman" w:cs="Times New Roman"/>
-          <w:sz w:val="24"/>
-          <w:szCs w:val="24"/>
-        </w:rPr>
-        <w:t xml:space="preserve"> с использованием различных метрик.</w:t>
+      </w:pPr>
+      <w:r>
+        <w:t>Расчет метрик качества регрессионных моделей при их применении на очищенных моделью машинного обучения данных.</w:t>
       </w:r>
     </w:p>
     <w:p>
       <w:pPr>
+        <w:pStyle w:val="BodyText"/>
         <w:numPr>
           <w:ilvl w:val="0"/>
-          <w:numId w:val="19"/>
+          <w:numId w:val="32"/>
         </w:numPr>
-        <w:pBdr>
-          <w:top w:val="nil"/>
-          <w:left w:val="nil"/>
-          <w:bottom w:val="nil"/>
-          <w:right w:val="nil"/>
-          <w:between w:val="nil"/>
-        </w:pBdr>
-        <w:spacing w:after="0" w:line="360" w:lineRule="auto"/>
+        <w:tabs>
+          <w:tab w:val="left" w:pos="142"/>
+        </w:tabs>
+        <w:spacing w:before="1" w:line="360" w:lineRule="auto"/>
+        <w:ind w:left="1985" w:right="680" w:hanging="284"/>
         <w:jc w:val="both"/>
-        <w:rPr>
-          <w:rFonts w:ascii="Times New Roman" w:eastAsia="Times New Roman" w:hAnsi="Times New Roman" w:cs="Times New Roman"/>
-          <w:sz w:val="24"/>
-          <w:szCs w:val="24"/>
-        </w:rPr>
-      </w:pPr>
-      <w:r>
-        <w:rPr>
-          <w:rFonts w:ascii="Times New Roman" w:eastAsia="Times New Roman" w:hAnsi="Times New Roman" w:cs="Times New Roman"/>
-          <w:sz w:val="24"/>
-          <w:szCs w:val="24"/>
-        </w:rPr>
-        <w:t>Визуализацию данных и результатов с использованием современных инструментов</w:t>
-      </w:r>
-      <w:r>
-        <w:rPr>
-          <w:rFonts w:ascii="Times New Roman" w:eastAsia="Times New Roman" w:hAnsi="Times New Roman" w:cs="Times New Roman"/>
-          <w:sz w:val="24"/>
-          <w:szCs w:val="24"/>
-        </w:rPr>
-        <w:t xml:space="preserve"> (“</w:t>
-      </w:r>
-      <w:r>
-        <w:rPr>
-          <w:rFonts w:ascii="Times New Roman" w:eastAsia="Times New Roman" w:hAnsi="Times New Roman" w:cs="Times New Roman"/>
-          <w:sz w:val="24"/>
-          <w:szCs w:val="24"/>
-          <w:lang w:val="en-US"/>
-        </w:rPr>
-        <w:t>matplotlib</w:t>
-      </w:r>
-      <w:r>
-        <w:rPr>
-          <w:rFonts w:ascii="Times New Roman" w:eastAsia="Times New Roman" w:hAnsi="Times New Roman" w:cs="Times New Roman"/>
-          <w:sz w:val="24"/>
-          <w:szCs w:val="24"/>
-        </w:rPr>
-        <w:t>”, “</w:t>
-      </w:r>
-      <w:proofErr w:type="spellStart"/>
-      <w:r>
-        <w:rPr>
-          <w:rFonts w:ascii="Times New Roman" w:eastAsia="Times New Roman" w:hAnsi="Times New Roman" w:cs="Times New Roman"/>
-          <w:sz w:val="24"/>
-          <w:szCs w:val="24"/>
-          <w:lang w:val="en-US"/>
-        </w:rPr>
-        <w:t>plotly</w:t>
-      </w:r>
-      <w:proofErr w:type="spellEnd"/>
-      <w:r>
-        <w:rPr>
-          <w:rFonts w:ascii="Times New Roman" w:eastAsia="Times New Roman" w:hAnsi="Times New Roman" w:cs="Times New Roman"/>
-          <w:sz w:val="24"/>
-          <w:szCs w:val="24"/>
-        </w:rPr>
-        <w:t>”)</w:t>
-      </w:r>
-      <w:r>
-        <w:rPr>
-          <w:rFonts w:ascii="Times New Roman" w:eastAsia="Times New Roman" w:hAnsi="Times New Roman" w:cs="Times New Roman"/>
-          <w:sz w:val="24"/>
-          <w:szCs w:val="24"/>
-        </w:rPr>
-        <w:t>.</w:t>
-      </w:r>
-    </w:p>
-    <w:p>
-      <w:pPr>
-        <w:numPr>
-          <w:ilvl w:val="0"/>
-          <w:numId w:val="19"/>
-        </w:numPr>
-        <w:pBdr>
-          <w:top w:val="nil"/>
-          <w:left w:val="nil"/>
-          <w:bottom w:val="nil"/>
-          <w:right w:val="nil"/>
-          <w:between w:val="nil"/>
-        </w:pBdr>
-        <w:spacing w:after="0" w:line="360" w:lineRule="auto"/>
-        <w:jc w:val="both"/>
-        <w:rPr>
-          <w:rFonts w:ascii="Times New Roman" w:eastAsia="Times New Roman" w:hAnsi="Times New Roman" w:cs="Times New Roman"/>
-          <w:sz w:val="24"/>
-          <w:szCs w:val="24"/>
-        </w:rPr>
-      </w:pPr>
-      <w:r>
-        <w:rPr>
-          <w:rFonts w:ascii="Times New Roman" w:eastAsia="Times New Roman" w:hAnsi="Times New Roman" w:cs="Times New Roman"/>
-          <w:sz w:val="24"/>
-          <w:szCs w:val="24"/>
-        </w:rPr>
-        <w:t>Разраб</w:t>
-      </w:r>
-      <w:r>
-        <w:rPr>
-          <w:rFonts w:ascii="Times New Roman" w:eastAsia="Times New Roman" w:hAnsi="Times New Roman" w:cs="Times New Roman"/>
-          <w:sz w:val="24"/>
-          <w:szCs w:val="24"/>
-        </w:rPr>
-        <w:t>отка</w:t>
-      </w:r>
-      <w:r>
-        <w:rPr>
-          <w:rFonts w:ascii="Times New Roman" w:eastAsia="Times New Roman" w:hAnsi="Times New Roman" w:cs="Times New Roman"/>
-          <w:sz w:val="24"/>
-          <w:szCs w:val="24"/>
-        </w:rPr>
-        <w:t xml:space="preserve"> отчет</w:t>
-      </w:r>
-      <w:r>
-        <w:rPr>
-          <w:rFonts w:ascii="Times New Roman" w:eastAsia="Times New Roman" w:hAnsi="Times New Roman" w:cs="Times New Roman"/>
-          <w:sz w:val="24"/>
-          <w:szCs w:val="24"/>
-        </w:rPr>
-        <w:t>ов</w:t>
-      </w:r>
-      <w:r>
-        <w:rPr>
-          <w:rFonts w:ascii="Times New Roman" w:eastAsia="Times New Roman" w:hAnsi="Times New Roman" w:cs="Times New Roman"/>
-          <w:sz w:val="24"/>
-          <w:szCs w:val="24"/>
-        </w:rPr>
-        <w:t>, основанны</w:t>
-      </w:r>
-      <w:r>
-        <w:rPr>
-          <w:rFonts w:ascii="Times New Roman" w:eastAsia="Times New Roman" w:hAnsi="Times New Roman" w:cs="Times New Roman"/>
-          <w:sz w:val="24"/>
-          <w:szCs w:val="24"/>
-        </w:rPr>
-        <w:t>х</w:t>
-      </w:r>
-      <w:r>
-        <w:rPr>
-          <w:rFonts w:ascii="Times New Roman" w:eastAsia="Times New Roman" w:hAnsi="Times New Roman" w:cs="Times New Roman"/>
-          <w:sz w:val="24"/>
-          <w:szCs w:val="24"/>
-        </w:rPr>
-        <w:t xml:space="preserve"> на проведенном анализе, которые содержа</w:t>
-      </w:r>
-      <w:r>
-        <w:rPr>
-          <w:rFonts w:ascii="Times New Roman" w:eastAsia="Times New Roman" w:hAnsi="Times New Roman" w:cs="Times New Roman"/>
-          <w:sz w:val="24"/>
-          <w:szCs w:val="24"/>
-        </w:rPr>
-        <w:t>т</w:t>
-      </w:r>
-      <w:r>
-        <w:rPr>
-          <w:rFonts w:ascii="Times New Roman" w:eastAsia="Times New Roman" w:hAnsi="Times New Roman" w:cs="Times New Roman"/>
-          <w:sz w:val="24"/>
-          <w:szCs w:val="24"/>
-        </w:rPr>
-        <w:t xml:space="preserve"> детальное описание выбранной методологии и полученных результатов</w:t>
-      </w:r>
-      <w:r>
-        <w:rPr>
-          <w:rFonts w:ascii="Times New Roman" w:eastAsia="Times New Roman" w:hAnsi="Times New Roman" w:cs="Times New Roman"/>
-          <w:sz w:val="24"/>
-          <w:szCs w:val="24"/>
-        </w:rPr>
-        <w:t>.</w:t>
-      </w:r>
-    </w:p>
-    <w:p>
-      <w:pPr>
-        <w:pBdr>
-          <w:top w:val="nil"/>
-          <w:left w:val="nil"/>
-          <w:bottom w:val="nil"/>
-          <w:right w:val="nil"/>
-          <w:between w:val="nil"/>
-        </w:pBdr>
-        <w:spacing w:after="0" w:line="360" w:lineRule="auto"/>
-        <w:ind w:firstLine="709"/>
-        <w:jc w:val="both"/>
-        <w:rPr>
-          <w:rFonts w:ascii="Times New Roman" w:eastAsia="Times New Roman" w:hAnsi="Times New Roman" w:cs="Times New Roman"/>
-          <w:sz w:val="24"/>
-          <w:szCs w:val="24"/>
-        </w:rPr>
-      </w:pPr>
-      <w:r>
-        <w:rPr>
-          <w:rFonts w:ascii="Times New Roman" w:eastAsia="Times New Roman" w:hAnsi="Times New Roman" w:cs="Times New Roman"/>
-          <w:sz w:val="24"/>
-          <w:szCs w:val="24"/>
-        </w:rPr>
-        <w:t xml:space="preserve">Этот инструмент представляет собой сервис, предназначенный для </w:t>
-      </w:r>
-      <w:r>
-        <w:rPr>
-          <w:rFonts w:ascii="Times New Roman" w:eastAsia="Times New Roman" w:hAnsi="Times New Roman" w:cs="Times New Roman"/>
-          <w:sz w:val="24"/>
-          <w:szCs w:val="24"/>
-        </w:rPr>
-        <w:t xml:space="preserve">ведения статистики, изучения </w:t>
-      </w:r>
-      <w:r>
-        <w:rPr>
-          <w:rFonts w:ascii="Times New Roman" w:eastAsia="Times New Roman" w:hAnsi="Times New Roman" w:cs="Times New Roman"/>
-          <w:sz w:val="24"/>
-          <w:szCs w:val="24"/>
-        </w:rPr>
-        <w:t xml:space="preserve">и </w:t>
-      </w:r>
-      <w:r>
-        <w:rPr>
-          <w:rFonts w:ascii="Times New Roman" w:eastAsia="Times New Roman" w:hAnsi="Times New Roman" w:cs="Times New Roman"/>
-          <w:sz w:val="24"/>
-          <w:szCs w:val="24"/>
-        </w:rPr>
-        <w:t xml:space="preserve">предсказывания </w:t>
-      </w:r>
-      <w:r>
-        <w:rPr>
-          <w:rFonts w:ascii="Times New Roman" w:eastAsia="Times New Roman" w:hAnsi="Times New Roman" w:cs="Times New Roman"/>
-          <w:sz w:val="24"/>
-          <w:szCs w:val="24"/>
-        </w:rPr>
-        <w:t>цен на трансферы футболистов. Он предоставляет пользователям все инструменты, необходимые для принятия обоснованных футбольных бизнес-решений.</w:t>
+      </w:pPr>
+      <w:r>
+        <w:t>Итоговая визуализация полученных результатов в виде графиков зависимости ошибки от уровня шума.</w:t>
       </w:r>
     </w:p>
     <w:p>
@@ -4943,82 +4510,64 @@
     </w:p>
     <w:p>
       <w:pPr>
-        <w:spacing w:after="0" w:line="360" w:lineRule="auto"/>
-        <w:ind w:firstLine="709"/>
+        <w:pStyle w:val="BodyText"/>
+        <w:tabs>
+          <w:tab w:val="left" w:pos="142"/>
+        </w:tabs>
+        <w:spacing w:before="1" w:line="360" w:lineRule="auto"/>
+        <w:ind w:left="426" w:right="680" w:firstLine="850"/>
         <w:jc w:val="both"/>
-        <w:rPr>
-          <w:rFonts w:ascii="Times New Roman" w:eastAsia="Times New Roman" w:hAnsi="Times New Roman" w:cs="Times New Roman"/>
-          <w:sz w:val="24"/>
-          <w:szCs w:val="24"/>
-        </w:rPr>
-      </w:pPr>
-      <w:r>
-        <w:rPr>
-          <w:rFonts w:ascii="Times New Roman" w:eastAsia="Times New Roman" w:hAnsi="Times New Roman" w:cs="Times New Roman"/>
-          <w:sz w:val="24"/>
-          <w:szCs w:val="24"/>
-        </w:rPr>
-        <w:t>Эксплуатационное назначение программы "Статистика футболистов и трансферный рынок: математический анализ" заключается в предоставлении спортивным менеджерам, сотрудникам футбольных клубов и аналитикам важных данных и аналитических инструментов для принятия обоснованных решений в сфере трансферной политики.</w:t>
+      </w:pPr>
+      <w:r>
+        <w:t>Приложение «</w:t>
+      </w:r>
+      <w:proofErr w:type="spellStart"/>
+      <w:r>
+        <w:t>MSnOutliers</w:t>
+      </w:r>
+      <w:proofErr w:type="spellEnd"/>
+      <w:r>
+        <w:t>» реализовано как проект для анализа и оценки надежности статистических методов регрессии при наличии шума различного характера</w:t>
+      </w:r>
+      <w:r>
+        <w:t>.</w:t>
+      </w:r>
+      <w:r>
+        <w:t xml:space="preserve"> Инструмент работает как с пользовательскими данными, которые могут быть предоставлены в формате </w:t>
+      </w:r>
+      <w:r>
+        <w:t>CSV</w:t>
+      </w:r>
+      <w:r>
+        <w:t>, так и с данными, которые можно сгенерировать средствами самого продукта.</w:t>
       </w:r>
     </w:p>
     <w:p>
       <w:pPr>
-        <w:spacing w:after="120" w:line="360" w:lineRule="auto"/>
-        <w:ind w:firstLine="709"/>
+        <w:pStyle w:val="BodyText"/>
+        <w:tabs>
+          <w:tab w:val="left" w:pos="142"/>
+        </w:tabs>
+        <w:spacing w:before="1" w:line="360" w:lineRule="auto"/>
+        <w:ind w:left="426" w:right="680" w:firstLine="850"/>
         <w:jc w:val="both"/>
-        <w:rPr>
-          <w:rFonts w:ascii="Times New Roman" w:eastAsia="Times New Roman" w:hAnsi="Times New Roman" w:cs="Times New Roman"/>
-          <w:sz w:val="24"/>
-          <w:szCs w:val="24"/>
-        </w:rPr>
-      </w:pPr>
-      <w:r>
-        <w:rPr>
-          <w:rFonts w:ascii="Times New Roman" w:eastAsia="Times New Roman" w:hAnsi="Times New Roman" w:cs="Times New Roman"/>
-          <w:sz w:val="24"/>
-          <w:szCs w:val="24"/>
-        </w:rPr>
-        <w:tab/>
-      </w:r>
-      <w:r>
-        <w:rPr>
-          <w:rFonts w:ascii="Times New Roman" w:eastAsia="Times New Roman" w:hAnsi="Times New Roman" w:cs="Times New Roman"/>
-          <w:sz w:val="24"/>
-          <w:szCs w:val="24"/>
-        </w:rPr>
-        <w:t xml:space="preserve">Этот программный инструмент облегчает процесс оценки справедливой цены игрока, основываясь на его статистических показателях, что ускоряет процесс проведения трансферов. Кроме того, благодаря прогнозам и данным о футболистах, комплексный анализ их статистики, физических параметров и игровых характеристик помогает клубам привлекать талантливых </w:t>
-      </w:r>
-      <w:r>
-        <w:rPr>
-          <w:rFonts w:ascii="Times New Roman" w:eastAsia="Times New Roman" w:hAnsi="Times New Roman" w:cs="Times New Roman"/>
-          <w:sz w:val="24"/>
-          <w:szCs w:val="24"/>
-        </w:rPr>
-        <w:lastRenderedPageBreak/>
-        <w:t>игроков, соответствующих игровой философии и стратегии клуба, и избегать неудачных и затратных приобретений.</w:t>
-      </w:r>
-    </w:p>
-    <w:p>
-      <w:pPr>
-        <w:spacing w:after="0" w:line="360" w:lineRule="auto"/>
-        <w:ind w:firstLine="709"/>
-        <w:jc w:val="both"/>
-        <w:rPr>
-          <w:rFonts w:ascii="Times New Roman" w:eastAsia="Times New Roman" w:hAnsi="Times New Roman" w:cs="Times New Roman"/>
-          <w:sz w:val="24"/>
-          <w:szCs w:val="24"/>
-        </w:rPr>
-      </w:pPr>
-      <w:r>
-        <w:rPr>
-          <w:rFonts w:ascii="Times New Roman" w:eastAsia="Times New Roman" w:hAnsi="Times New Roman" w:cs="Times New Roman"/>
-          <w:sz w:val="24"/>
-          <w:szCs w:val="24"/>
-        </w:rPr>
-        <w:t>Программное средство предоставляет не только прогнозы и данные для исследования игроков, но и глубокий анализ их игровой деятельности, включая влияние на результаты матчей. Этот анализ помогает выявить не только сильные и слабые стороны игроков, но и определить их потенциальную ценность для команды. Такой аналитический подход позволяет разрабатывать эффективные стратегии для улучшения результатов всей команды и повышения ее конкурентоспособности.</w:t>
-      </w:r>
-      <w:r>
-        <w:br w:type="page"/>
+        <w:sectPr>
+          <w:pgSz w:w="11900" w:h="16840"/>
+          <w:pgMar w:top="1418" w:right="567" w:bottom="851" w:left="1134" w:header="703" w:footer="709" w:gutter="0"/>
+          <w:pgNumType w:start="2"/>
+          <w:cols w:space="720"/>
+        </w:sectPr>
+      </w:pPr>
+      <w:r>
+        <w:t>Благодаря модульной архитектуре и многопоточности, программа позволяет эффективно проводить серии экспериментов с различными параметрами методов и типов шума, а результаты экспериментов сохраняются и визуализируются. В совокупности это делает «</w:t>
+      </w:r>
+      <w:proofErr w:type="spellStart"/>
+      <w:r>
+        <w:t>MSnOutliers</w:t>
+      </w:r>
+      <w:proofErr w:type="spellEnd"/>
+      <w:r>
+        <w:t>» мощным инструментом для анализа методов регрессии и машинного обучения.</w:t>
       </w:r>
     </w:p>
     <w:p>
@@ -5139,102 +4688,17 @@
           <w:sz w:val="24"/>
           <w:szCs w:val="24"/>
         </w:rPr>
-        <w:t>Процессор</w:t>
-      </w:r>
-      <w:r>
-        <w:rPr>
-          <w:rFonts w:ascii="Times New Roman" w:eastAsia="Times New Roman" w:hAnsi="Times New Roman" w:cs="Times New Roman"/>
-          <w:sz w:val="24"/>
-          <w:szCs w:val="24"/>
-        </w:rPr>
-        <w:t xml:space="preserve"> с 4 или более ядрами </w:t>
-      </w:r>
-      <w:r>
-        <w:rPr>
-          <w:rFonts w:ascii="Times New Roman" w:eastAsia="Times New Roman" w:hAnsi="Times New Roman" w:cs="Times New Roman"/>
-          <w:sz w:val="24"/>
-          <w:szCs w:val="24"/>
-        </w:rPr>
-        <w:t>(</w:t>
-      </w:r>
-      <w:r>
-        <w:rPr>
-          <w:rFonts w:ascii="Times New Roman" w:eastAsia="Times New Roman" w:hAnsi="Times New Roman" w:cs="Times New Roman"/>
-          <w:sz w:val="24"/>
-          <w:szCs w:val="24"/>
-          <w:lang w:val="en-US"/>
-        </w:rPr>
-        <w:t>AMD</w:t>
-      </w:r>
-      <w:r>
-        <w:rPr>
-          <w:rFonts w:ascii="Times New Roman" w:eastAsia="Times New Roman" w:hAnsi="Times New Roman" w:cs="Times New Roman"/>
-          <w:sz w:val="24"/>
-          <w:szCs w:val="24"/>
-        </w:rPr>
-        <w:t xml:space="preserve"> </w:t>
-      </w:r>
-      <w:r>
-        <w:rPr>
-          <w:rFonts w:ascii="Times New Roman" w:eastAsia="Times New Roman" w:hAnsi="Times New Roman" w:cs="Times New Roman"/>
-          <w:sz w:val="24"/>
-          <w:szCs w:val="24"/>
-          <w:lang w:val="en-US"/>
+        <w:t xml:space="preserve">Процессор с 4 или более ядрами (AMD </w:t>
+      </w:r>
+      <w:proofErr w:type="spellStart"/>
+      <w:r>
+        <w:rPr>
+          <w:rFonts w:ascii="Times New Roman" w:eastAsia="Times New Roman" w:hAnsi="Times New Roman" w:cs="Times New Roman"/>
+          <w:sz w:val="24"/>
+          <w:szCs w:val="24"/>
         </w:rPr>
         <w:t>Ryzen</w:t>
       </w:r>
-      <w:r>
-        <w:rPr>
-          <w:rFonts w:ascii="Times New Roman" w:eastAsia="Times New Roman" w:hAnsi="Times New Roman" w:cs="Times New Roman"/>
-          <w:sz w:val="24"/>
-          <w:szCs w:val="24"/>
-        </w:rPr>
-        <w:t xml:space="preserve"> 5 / </w:t>
-      </w:r>
-      <w:r>
-        <w:rPr>
-          <w:rFonts w:ascii="Times New Roman" w:eastAsia="Times New Roman" w:hAnsi="Times New Roman" w:cs="Times New Roman"/>
-          <w:sz w:val="24"/>
-          <w:szCs w:val="24"/>
-          <w:lang w:val="en-US"/>
-        </w:rPr>
-        <w:t>Intel</w:t>
-      </w:r>
-      <w:r>
-        <w:rPr>
-          <w:rFonts w:ascii="Times New Roman" w:eastAsia="Times New Roman" w:hAnsi="Times New Roman" w:cs="Times New Roman"/>
-          <w:sz w:val="24"/>
-          <w:szCs w:val="24"/>
-        </w:rPr>
-        <w:t xml:space="preserve"> </w:t>
-      </w:r>
-      <w:r>
-        <w:rPr>
-          <w:rFonts w:ascii="Times New Roman" w:eastAsia="Times New Roman" w:hAnsi="Times New Roman" w:cs="Times New Roman"/>
-          <w:sz w:val="24"/>
-          <w:szCs w:val="24"/>
-          <w:lang w:val="en-US"/>
-        </w:rPr>
-        <w:t>Core</w:t>
-      </w:r>
-      <w:r>
-        <w:rPr>
-          <w:rFonts w:ascii="Times New Roman" w:eastAsia="Times New Roman" w:hAnsi="Times New Roman" w:cs="Times New Roman"/>
-          <w:sz w:val="24"/>
-          <w:szCs w:val="24"/>
-        </w:rPr>
-        <w:t xml:space="preserve"> </w:t>
-      </w:r>
-      <w:proofErr w:type="spellStart"/>
-      <w:r>
-        <w:rPr>
-          <w:rFonts w:ascii="Times New Roman" w:eastAsia="Times New Roman" w:hAnsi="Times New Roman" w:cs="Times New Roman"/>
-          <w:sz w:val="24"/>
-          <w:szCs w:val="24"/>
-          <w:lang w:val="en-US"/>
-        </w:rPr>
-        <w:t>i</w:t>
-      </w:r>
       <w:proofErr w:type="spellEnd"/>
       <w:r>
         <w:rPr>
@@ -5242,31 +4706,7 @@
           <w:sz w:val="24"/>
           <w:szCs w:val="24"/>
         </w:rPr>
-        <w:t xml:space="preserve">5 </w:t>
-      </w:r>
-      <w:r>
-        <w:rPr>
-          <w:rFonts w:ascii="Times New Roman" w:eastAsia="Times New Roman" w:hAnsi="Times New Roman" w:cs="Times New Roman"/>
-          <w:sz w:val="24"/>
-          <w:szCs w:val="24"/>
-        </w:rPr>
-        <w:t>или</w:t>
-      </w:r>
-      <w:r>
-        <w:rPr>
-          <w:rFonts w:ascii="Times New Roman" w:eastAsia="Times New Roman" w:hAnsi="Times New Roman" w:cs="Times New Roman"/>
-          <w:sz w:val="24"/>
-          <w:szCs w:val="24"/>
-        </w:rPr>
-        <w:t xml:space="preserve"> другие</w:t>
-      </w:r>
-      <w:r>
-        <w:rPr>
-          <w:rFonts w:ascii="Times New Roman" w:eastAsia="Times New Roman" w:hAnsi="Times New Roman" w:cs="Times New Roman"/>
-          <w:sz w:val="24"/>
-          <w:szCs w:val="24"/>
-        </w:rPr>
-        <w:t>).</w:t>
+        <w:t xml:space="preserve"> 5 / Intel Core i5 или другие);</w:t>
       </w:r>
     </w:p>
     <w:p>
@@ -5298,15 +4738,7 @@
           <w:sz w:val="24"/>
           <w:szCs w:val="24"/>
         </w:rPr>
-        <w:t xml:space="preserve">Оперативная память </w:t>
-      </w:r>
-      <w:r>
-        <w:rPr>
-          <w:rFonts w:ascii="Times New Roman" w:eastAsia="Times New Roman" w:hAnsi="Times New Roman" w:cs="Times New Roman"/>
-          <w:sz w:val="24"/>
-          <w:szCs w:val="24"/>
-        </w:rPr>
-        <w:t>– 8 ГБ или более.</w:t>
+        <w:t>8 ГБ оперативной памяти или больше;</w:t>
       </w:r>
     </w:p>
     <w:p>
@@ -5338,74 +4770,7 @@
           <w:sz w:val="24"/>
           <w:szCs w:val="24"/>
         </w:rPr>
-        <w:t>Операционная система –</w:t>
-      </w:r>
-      <w:r>
-        <w:rPr>
-          <w:rFonts w:ascii="Times New Roman" w:eastAsia="Times New Roman" w:hAnsi="Times New Roman" w:cs="Times New Roman"/>
-          <w:sz w:val="24"/>
-          <w:szCs w:val="24"/>
-        </w:rPr>
-        <w:t xml:space="preserve"> </w:t>
-      </w:r>
-      <w:r>
-        <w:rPr>
-          <w:rFonts w:ascii="Times New Roman" w:eastAsia="Times New Roman" w:hAnsi="Times New Roman" w:cs="Times New Roman"/>
-          <w:sz w:val="24"/>
-          <w:szCs w:val="24"/>
-          <w:lang w:val="en-US"/>
-        </w:rPr>
-        <w:t>Windows</w:t>
-      </w:r>
-      <w:r>
-        <w:rPr>
-          <w:rFonts w:ascii="Times New Roman" w:eastAsia="Times New Roman" w:hAnsi="Times New Roman" w:cs="Times New Roman"/>
-          <w:sz w:val="24"/>
-          <w:szCs w:val="24"/>
-        </w:rPr>
-        <w:t xml:space="preserve"> (7, 8, 10, 11), </w:t>
-      </w:r>
-      <w:r>
-        <w:rPr>
-          <w:rFonts w:ascii="Times New Roman" w:eastAsia="Times New Roman" w:hAnsi="Times New Roman" w:cs="Times New Roman"/>
-          <w:sz w:val="24"/>
-          <w:szCs w:val="24"/>
-        </w:rPr>
-        <w:t xml:space="preserve">любой дистрибутив </w:t>
-      </w:r>
-      <w:r>
-        <w:rPr>
-          <w:rFonts w:ascii="Times New Roman" w:eastAsia="Times New Roman" w:hAnsi="Times New Roman" w:cs="Times New Roman"/>
-          <w:sz w:val="24"/>
-          <w:szCs w:val="24"/>
-          <w:lang w:val="en-US"/>
-        </w:rPr>
-        <w:t>Linux</w:t>
-      </w:r>
-      <w:r>
-        <w:rPr>
-          <w:rFonts w:ascii="Times New Roman" w:eastAsia="Times New Roman" w:hAnsi="Times New Roman" w:cs="Times New Roman"/>
-          <w:sz w:val="24"/>
-          <w:szCs w:val="24"/>
-        </w:rPr>
-        <w:t xml:space="preserve">, </w:t>
-      </w:r>
-      <w:r>
-        <w:rPr>
-          <w:rFonts w:ascii="Times New Roman" w:eastAsia="Times New Roman" w:hAnsi="Times New Roman" w:cs="Times New Roman"/>
-          <w:sz w:val="24"/>
-          <w:szCs w:val="24"/>
-          <w:lang w:val="en-US"/>
-        </w:rPr>
-        <w:t>MacOS</w:t>
-      </w:r>
-      <w:r>
-        <w:rPr>
-          <w:rFonts w:ascii="Times New Roman" w:eastAsia="Times New Roman" w:hAnsi="Times New Roman" w:cs="Times New Roman"/>
-          <w:sz w:val="24"/>
-          <w:szCs w:val="24"/>
-        </w:rPr>
-        <w:t>.</w:t>
+        <w:t>2 ГБ видеопамяти или больше;</w:t>
       </w:r>
     </w:p>
     <w:p>
@@ -5437,31 +4802,7 @@
           <w:sz w:val="24"/>
           <w:szCs w:val="24"/>
         </w:rPr>
-        <w:t>Свободное дисковое пространство</w:t>
-      </w:r>
-      <w:r>
-        <w:rPr>
-          <w:rFonts w:ascii="Times New Roman" w:eastAsia="Times New Roman" w:hAnsi="Times New Roman" w:cs="Times New Roman"/>
-          <w:sz w:val="24"/>
-          <w:szCs w:val="24"/>
-        </w:rPr>
-        <w:t xml:space="preserve"> –</w:t>
-      </w:r>
-      <w:r>
-        <w:rPr>
-          <w:rFonts w:ascii="Times New Roman" w:eastAsia="Times New Roman" w:hAnsi="Times New Roman" w:cs="Times New Roman"/>
-          <w:sz w:val="24"/>
-          <w:szCs w:val="24"/>
-        </w:rPr>
-        <w:t xml:space="preserve"> 8ГБ</w:t>
-      </w:r>
-      <w:r>
-        <w:rPr>
-          <w:rFonts w:ascii="Times New Roman" w:eastAsia="Times New Roman" w:hAnsi="Times New Roman" w:cs="Times New Roman"/>
-          <w:sz w:val="24"/>
-          <w:szCs w:val="24"/>
-        </w:rPr>
-        <w:t xml:space="preserve"> или более.</w:t>
+        <w:t>Монитор разрешением не менее 1920x1080.</w:t>
       </w:r>
     </w:p>
     <w:p>
@@ -5493,48 +4834,7 @@
           <w:sz w:val="24"/>
           <w:szCs w:val="24"/>
         </w:rPr>
-        <w:t xml:space="preserve">Установленный язык программирования </w:t>
-      </w:r>
-      <w:r>
-        <w:rPr>
-          <w:rFonts w:ascii="Times New Roman" w:eastAsia="Times New Roman" w:hAnsi="Times New Roman" w:cs="Times New Roman"/>
-          <w:sz w:val="24"/>
-          <w:szCs w:val="24"/>
-          <w:lang w:val="en-US"/>
-        </w:rPr>
-        <w:t>Python</w:t>
-      </w:r>
-      <w:r>
-        <w:rPr>
-          <w:rFonts w:ascii="Times New Roman" w:eastAsia="Times New Roman" w:hAnsi="Times New Roman" w:cs="Times New Roman"/>
-          <w:sz w:val="24"/>
-          <w:szCs w:val="24"/>
-        </w:rPr>
-        <w:t xml:space="preserve"> </w:t>
-      </w:r>
-      <w:r>
-        <w:rPr>
-          <w:rFonts w:ascii="Times New Roman" w:eastAsia="Times New Roman" w:hAnsi="Times New Roman" w:cs="Times New Roman"/>
-          <w:sz w:val="24"/>
-          <w:szCs w:val="24"/>
-        </w:rPr>
-        <w:t xml:space="preserve">версии </w:t>
-      </w:r>
-      <w:r>
-        <w:rPr>
-          <w:rFonts w:ascii="Times New Roman" w:eastAsia="Times New Roman" w:hAnsi="Times New Roman" w:cs="Times New Roman"/>
-          <w:sz w:val="24"/>
-          <w:szCs w:val="24"/>
-        </w:rPr>
-        <w:t xml:space="preserve">3.11 </w:t>
-      </w:r>
-      <w:r>
-        <w:rPr>
-          <w:rFonts w:ascii="Times New Roman" w:eastAsia="Times New Roman" w:hAnsi="Times New Roman" w:cs="Times New Roman"/>
-          <w:sz w:val="24"/>
-          <w:szCs w:val="24"/>
-        </w:rPr>
-        <w:t>и выше.</w:t>
+        <w:t>Наличие SSD-диска с не менее 8 ГБ свободного пространства.</w:t>
       </w:r>
     </w:p>
     <w:p>
@@ -5566,670 +4866,7 @@
           <w:sz w:val="24"/>
           <w:szCs w:val="24"/>
         </w:rPr>
-        <w:t xml:space="preserve">Установленные для языка программирования </w:t>
-      </w:r>
-      <w:r>
-        <w:rPr>
-          <w:rFonts w:ascii="Times New Roman" w:eastAsia="Times New Roman" w:hAnsi="Times New Roman" w:cs="Times New Roman"/>
-          <w:sz w:val="24"/>
-          <w:szCs w:val="24"/>
-          <w:lang w:val="en-US"/>
-        </w:rPr>
-        <w:t>Python</w:t>
-      </w:r>
-      <w:r>
-        <w:rPr>
-          <w:rFonts w:ascii="Times New Roman" w:eastAsia="Times New Roman" w:hAnsi="Times New Roman" w:cs="Times New Roman"/>
-          <w:sz w:val="24"/>
-          <w:szCs w:val="24"/>
-        </w:rPr>
-        <w:t xml:space="preserve"> </w:t>
-      </w:r>
-      <w:r>
-        <w:rPr>
-          <w:rFonts w:ascii="Times New Roman" w:eastAsia="Times New Roman" w:hAnsi="Times New Roman" w:cs="Times New Roman"/>
-          <w:sz w:val="24"/>
-          <w:szCs w:val="24"/>
-        </w:rPr>
-        <w:t>пакеты (библиотеки):</w:t>
-      </w:r>
-      <w:r>
-        <w:rPr>
-          <w:rFonts w:ascii="Times New Roman" w:eastAsia="Times New Roman" w:hAnsi="Times New Roman" w:cs="Times New Roman"/>
-          <w:sz w:val="24"/>
-          <w:szCs w:val="24"/>
-        </w:rPr>
-        <w:br/>
-      </w:r>
-      <w:r>
-        <w:rPr>
-          <w:rFonts w:ascii="Times New Roman" w:eastAsia="Times New Roman" w:hAnsi="Times New Roman" w:cs="Times New Roman"/>
-          <w:sz w:val="24"/>
-          <w:szCs w:val="24"/>
-        </w:rPr>
-        <w:t>“</w:t>
-      </w:r>
-      <w:r>
-        <w:rPr>
-          <w:rFonts w:ascii="Times New Roman" w:eastAsia="Times New Roman" w:hAnsi="Times New Roman" w:cs="Times New Roman"/>
-          <w:sz w:val="24"/>
-          <w:szCs w:val="24"/>
-          <w:lang w:val="en-US"/>
-        </w:rPr>
-        <w:t>beautiful</w:t>
-      </w:r>
-      <w:r>
-        <w:rPr>
-          <w:rFonts w:ascii="Times New Roman" w:eastAsia="Times New Roman" w:hAnsi="Times New Roman" w:cs="Times New Roman"/>
-          <w:sz w:val="24"/>
-          <w:szCs w:val="24"/>
-        </w:rPr>
-        <w:t xml:space="preserve"> </w:t>
-      </w:r>
-      <w:r>
-        <w:rPr>
-          <w:rFonts w:ascii="Times New Roman" w:eastAsia="Times New Roman" w:hAnsi="Times New Roman" w:cs="Times New Roman"/>
-          <w:sz w:val="24"/>
-          <w:szCs w:val="24"/>
-          <w:lang w:val="en-US"/>
-        </w:rPr>
-        <w:t>soup</w:t>
-      </w:r>
-      <w:r>
-        <w:rPr>
-          <w:rFonts w:ascii="Times New Roman" w:eastAsia="Times New Roman" w:hAnsi="Times New Roman" w:cs="Times New Roman"/>
-          <w:sz w:val="24"/>
-          <w:szCs w:val="24"/>
-        </w:rPr>
-        <w:t xml:space="preserve">” </w:t>
-      </w:r>
-      <w:r>
-        <w:rPr>
-          <w:rFonts w:ascii="Times New Roman" w:eastAsia="Times New Roman" w:hAnsi="Times New Roman" w:cs="Times New Roman"/>
-          <w:sz w:val="24"/>
-          <w:szCs w:val="24"/>
-        </w:rPr>
-        <w:t>–</w:t>
-      </w:r>
-      <w:r>
-        <w:rPr>
-          <w:rFonts w:ascii="Times New Roman" w:eastAsia="Times New Roman" w:hAnsi="Times New Roman" w:cs="Times New Roman"/>
-          <w:sz w:val="24"/>
-          <w:szCs w:val="24"/>
-        </w:rPr>
-        <w:t xml:space="preserve"> </w:t>
-      </w:r>
-      <w:r>
-        <w:rPr>
-          <w:rFonts w:ascii="Times New Roman" w:eastAsia="Times New Roman" w:hAnsi="Times New Roman" w:cs="Times New Roman"/>
-          <w:sz w:val="24"/>
-          <w:szCs w:val="24"/>
-        </w:rPr>
-        <w:t xml:space="preserve">версии </w:t>
-      </w:r>
-      <w:r>
-        <w:rPr>
-          <w:rFonts w:ascii="Times New Roman" w:eastAsia="Times New Roman" w:hAnsi="Times New Roman" w:cs="Times New Roman"/>
-          <w:sz w:val="24"/>
-          <w:szCs w:val="24"/>
-        </w:rPr>
-        <w:t xml:space="preserve">4.12 </w:t>
-      </w:r>
-      <w:r>
-        <w:rPr>
-          <w:rFonts w:ascii="Times New Roman" w:eastAsia="Times New Roman" w:hAnsi="Times New Roman" w:cs="Times New Roman"/>
-          <w:sz w:val="24"/>
-          <w:szCs w:val="24"/>
-        </w:rPr>
-        <w:t>и выше</w:t>
-      </w:r>
-      <w:r>
-        <w:rPr>
-          <w:rFonts w:ascii="Times New Roman" w:eastAsia="Times New Roman" w:hAnsi="Times New Roman" w:cs="Times New Roman"/>
-          <w:sz w:val="24"/>
-          <w:szCs w:val="24"/>
-        </w:rPr>
-        <w:t xml:space="preserve">; </w:t>
-      </w:r>
-      <w:r>
-        <w:rPr>
-          <w:rFonts w:ascii="Times New Roman" w:eastAsia="Times New Roman" w:hAnsi="Times New Roman" w:cs="Times New Roman"/>
-          <w:sz w:val="24"/>
-          <w:szCs w:val="24"/>
-        </w:rPr>
-        <w:t>“</w:t>
-      </w:r>
-      <w:r>
-        <w:rPr>
-          <w:rFonts w:ascii="Times New Roman" w:eastAsia="Times New Roman" w:hAnsi="Times New Roman" w:cs="Times New Roman"/>
-          <w:sz w:val="24"/>
-          <w:szCs w:val="24"/>
-          <w:lang w:val="en-US"/>
-        </w:rPr>
-        <w:t>requests</w:t>
-      </w:r>
-      <w:r>
-        <w:rPr>
-          <w:rFonts w:ascii="Times New Roman" w:eastAsia="Times New Roman" w:hAnsi="Times New Roman" w:cs="Times New Roman"/>
-          <w:sz w:val="24"/>
-          <w:szCs w:val="24"/>
-        </w:rPr>
-        <w:t xml:space="preserve">” </w:t>
-      </w:r>
-      <w:r>
-        <w:rPr>
-          <w:rFonts w:ascii="Times New Roman" w:eastAsia="Times New Roman" w:hAnsi="Times New Roman" w:cs="Times New Roman"/>
-          <w:sz w:val="24"/>
-          <w:szCs w:val="24"/>
-        </w:rPr>
-        <w:t>–</w:t>
-      </w:r>
-      <w:r>
-        <w:rPr>
-          <w:rFonts w:ascii="Times New Roman" w:eastAsia="Times New Roman" w:hAnsi="Times New Roman" w:cs="Times New Roman"/>
-          <w:sz w:val="24"/>
-          <w:szCs w:val="24"/>
-        </w:rPr>
-        <w:t xml:space="preserve"> </w:t>
-      </w:r>
-      <w:r>
-        <w:rPr>
-          <w:rFonts w:ascii="Times New Roman" w:eastAsia="Times New Roman" w:hAnsi="Times New Roman" w:cs="Times New Roman"/>
-          <w:sz w:val="24"/>
-          <w:szCs w:val="24"/>
-        </w:rPr>
-        <w:t>версии 2.30 и выше</w:t>
-      </w:r>
-      <w:r>
-        <w:rPr>
-          <w:rFonts w:ascii="Times New Roman" w:eastAsia="Times New Roman" w:hAnsi="Times New Roman" w:cs="Times New Roman"/>
-          <w:sz w:val="24"/>
-          <w:szCs w:val="24"/>
-        </w:rPr>
-        <w:t xml:space="preserve">; </w:t>
-      </w:r>
-      <w:r>
-        <w:rPr>
-          <w:rFonts w:ascii="Times New Roman" w:eastAsia="Times New Roman" w:hAnsi="Times New Roman" w:cs="Times New Roman"/>
-          <w:sz w:val="24"/>
-          <w:szCs w:val="24"/>
-        </w:rPr>
-        <w:t>“</w:t>
-      </w:r>
-      <w:proofErr w:type="spellStart"/>
-      <w:r>
-        <w:rPr>
-          <w:rFonts w:ascii="Times New Roman" w:eastAsia="Times New Roman" w:hAnsi="Times New Roman" w:cs="Times New Roman"/>
-          <w:sz w:val="24"/>
-          <w:szCs w:val="24"/>
-          <w:lang w:val="en-GB"/>
-        </w:rPr>
-        <w:t>joblib</w:t>
-      </w:r>
-      <w:proofErr w:type="spellEnd"/>
-      <w:r>
-        <w:rPr>
-          <w:rFonts w:ascii="Times New Roman" w:eastAsia="Times New Roman" w:hAnsi="Times New Roman" w:cs="Times New Roman"/>
-          <w:sz w:val="24"/>
-          <w:szCs w:val="24"/>
-        </w:rPr>
-        <w:t xml:space="preserve">” </w:t>
-      </w:r>
-      <w:r>
-        <w:rPr>
-          <w:rFonts w:ascii="Times New Roman" w:eastAsia="Times New Roman" w:hAnsi="Times New Roman" w:cs="Times New Roman"/>
-          <w:sz w:val="24"/>
-          <w:szCs w:val="24"/>
-        </w:rPr>
-        <w:t>–</w:t>
-      </w:r>
-      <w:r>
-        <w:rPr>
-          <w:rFonts w:ascii="Times New Roman" w:eastAsia="Times New Roman" w:hAnsi="Times New Roman" w:cs="Times New Roman"/>
-          <w:sz w:val="24"/>
-          <w:szCs w:val="24"/>
-        </w:rPr>
-        <w:t xml:space="preserve"> </w:t>
-      </w:r>
-      <w:r>
-        <w:rPr>
-          <w:rFonts w:ascii="Times New Roman" w:eastAsia="Times New Roman" w:hAnsi="Times New Roman" w:cs="Times New Roman"/>
-          <w:sz w:val="24"/>
-          <w:szCs w:val="24"/>
-        </w:rPr>
-        <w:t>версии 1.3 и выше</w:t>
-      </w:r>
-      <w:r>
-        <w:rPr>
-          <w:rFonts w:ascii="Times New Roman" w:eastAsia="Times New Roman" w:hAnsi="Times New Roman" w:cs="Times New Roman"/>
-          <w:sz w:val="24"/>
-          <w:szCs w:val="24"/>
-        </w:rPr>
-        <w:t>; “</w:t>
-      </w:r>
-      <w:r>
-        <w:rPr>
-          <w:rFonts w:ascii="Times New Roman" w:eastAsia="Times New Roman" w:hAnsi="Times New Roman" w:cs="Times New Roman"/>
-          <w:sz w:val="24"/>
-          <w:szCs w:val="24"/>
-          <w:lang w:val="en-US"/>
-        </w:rPr>
-        <w:t>matplotlib</w:t>
-      </w:r>
-      <w:r>
-        <w:rPr>
-          <w:rFonts w:ascii="Times New Roman" w:eastAsia="Times New Roman" w:hAnsi="Times New Roman" w:cs="Times New Roman"/>
-          <w:sz w:val="24"/>
-          <w:szCs w:val="24"/>
-        </w:rPr>
-        <w:t xml:space="preserve">” </w:t>
-      </w:r>
-      <w:r>
-        <w:rPr>
-          <w:rFonts w:ascii="Times New Roman" w:eastAsia="Times New Roman" w:hAnsi="Times New Roman" w:cs="Times New Roman"/>
-          <w:sz w:val="24"/>
-          <w:szCs w:val="24"/>
-        </w:rPr>
-        <w:t>–</w:t>
-      </w:r>
-      <w:r>
-        <w:rPr>
-          <w:rFonts w:ascii="Times New Roman" w:eastAsia="Times New Roman" w:hAnsi="Times New Roman" w:cs="Times New Roman"/>
-          <w:sz w:val="24"/>
-          <w:szCs w:val="24"/>
-        </w:rPr>
-        <w:t xml:space="preserve"> </w:t>
-      </w:r>
-      <w:r>
-        <w:rPr>
-          <w:rFonts w:ascii="Times New Roman" w:eastAsia="Times New Roman" w:hAnsi="Times New Roman" w:cs="Times New Roman"/>
-          <w:sz w:val="24"/>
-          <w:szCs w:val="24"/>
-        </w:rPr>
-        <w:t>версии 3.7 и выше</w:t>
-      </w:r>
-      <w:r>
-        <w:rPr>
-          <w:rFonts w:ascii="Times New Roman" w:eastAsia="Times New Roman" w:hAnsi="Times New Roman" w:cs="Times New Roman"/>
-          <w:sz w:val="24"/>
-          <w:szCs w:val="24"/>
-        </w:rPr>
-        <w:t xml:space="preserve">; </w:t>
-      </w:r>
-      <w:r>
-        <w:rPr>
-          <w:rFonts w:ascii="Times New Roman" w:eastAsia="Times New Roman" w:hAnsi="Times New Roman" w:cs="Times New Roman"/>
-          <w:sz w:val="24"/>
-          <w:szCs w:val="24"/>
-        </w:rPr>
-        <w:t>“</w:t>
-      </w:r>
-      <w:proofErr w:type="spellStart"/>
-      <w:r>
-        <w:rPr>
-          <w:rFonts w:ascii="Times New Roman" w:eastAsia="Times New Roman" w:hAnsi="Times New Roman" w:cs="Times New Roman"/>
-          <w:sz w:val="24"/>
-          <w:szCs w:val="24"/>
-          <w:lang w:val="en-US"/>
-        </w:rPr>
-        <w:t>numpy</w:t>
-      </w:r>
-      <w:proofErr w:type="spellEnd"/>
-      <w:r>
-        <w:rPr>
-          <w:rFonts w:ascii="Times New Roman" w:eastAsia="Times New Roman" w:hAnsi="Times New Roman" w:cs="Times New Roman"/>
-          <w:sz w:val="24"/>
-          <w:szCs w:val="24"/>
-        </w:rPr>
-        <w:t>” –</w:t>
-      </w:r>
-      <w:r>
-        <w:rPr>
-          <w:rFonts w:ascii="Times New Roman" w:eastAsia="Times New Roman" w:hAnsi="Times New Roman" w:cs="Times New Roman"/>
-          <w:sz w:val="24"/>
-          <w:szCs w:val="24"/>
-        </w:rPr>
-        <w:t xml:space="preserve"> версии </w:t>
-      </w:r>
-      <w:r>
-        <w:rPr>
-          <w:rFonts w:ascii="Times New Roman" w:eastAsia="Times New Roman" w:hAnsi="Times New Roman" w:cs="Times New Roman"/>
-          <w:sz w:val="24"/>
-          <w:szCs w:val="24"/>
-        </w:rPr>
-        <w:t>1.25</w:t>
-      </w:r>
-      <w:r>
-        <w:rPr>
-          <w:rFonts w:ascii="Times New Roman" w:eastAsia="Times New Roman" w:hAnsi="Times New Roman" w:cs="Times New Roman"/>
-          <w:sz w:val="24"/>
-          <w:szCs w:val="24"/>
-        </w:rPr>
-        <w:t xml:space="preserve"> и выше</w:t>
-      </w:r>
-      <w:r>
-        <w:rPr>
-          <w:rFonts w:ascii="Times New Roman" w:eastAsia="Times New Roman" w:hAnsi="Times New Roman" w:cs="Times New Roman"/>
-          <w:sz w:val="24"/>
-          <w:szCs w:val="24"/>
-        </w:rPr>
-        <w:t xml:space="preserve"> ; “</w:t>
-      </w:r>
-      <w:proofErr w:type="spellStart"/>
-      <w:r>
-        <w:rPr>
-          <w:rFonts w:ascii="Times New Roman" w:eastAsia="Times New Roman" w:hAnsi="Times New Roman" w:cs="Times New Roman"/>
-          <w:sz w:val="24"/>
-          <w:szCs w:val="24"/>
-          <w:lang w:val="en-US"/>
-        </w:rPr>
-        <w:t>optuna</w:t>
-      </w:r>
-      <w:proofErr w:type="spellEnd"/>
-      <w:r>
-        <w:rPr>
-          <w:rFonts w:ascii="Times New Roman" w:eastAsia="Times New Roman" w:hAnsi="Times New Roman" w:cs="Times New Roman"/>
-          <w:sz w:val="24"/>
-          <w:szCs w:val="24"/>
-        </w:rPr>
-        <w:t xml:space="preserve">” </w:t>
-      </w:r>
-      <w:r>
-        <w:rPr>
-          <w:rFonts w:ascii="Times New Roman" w:eastAsia="Times New Roman" w:hAnsi="Times New Roman" w:cs="Times New Roman"/>
-          <w:sz w:val="24"/>
-          <w:szCs w:val="24"/>
-        </w:rPr>
-        <w:t>–</w:t>
-      </w:r>
-      <w:r>
-        <w:rPr>
-          <w:rFonts w:ascii="Times New Roman" w:eastAsia="Times New Roman" w:hAnsi="Times New Roman" w:cs="Times New Roman"/>
-          <w:sz w:val="24"/>
-          <w:szCs w:val="24"/>
-        </w:rPr>
-        <w:t xml:space="preserve"> </w:t>
-      </w:r>
-      <w:r>
-        <w:rPr>
-          <w:rFonts w:ascii="Times New Roman" w:eastAsia="Times New Roman" w:hAnsi="Times New Roman" w:cs="Times New Roman"/>
-          <w:sz w:val="24"/>
-          <w:szCs w:val="24"/>
-        </w:rPr>
-        <w:t xml:space="preserve">версии </w:t>
-      </w:r>
-      <w:r>
-        <w:rPr>
-          <w:rFonts w:ascii="Times New Roman" w:eastAsia="Times New Roman" w:hAnsi="Times New Roman" w:cs="Times New Roman"/>
-          <w:sz w:val="24"/>
-          <w:szCs w:val="24"/>
-        </w:rPr>
-        <w:t xml:space="preserve">3.6 </w:t>
-      </w:r>
-      <w:r>
-        <w:rPr>
-          <w:rFonts w:ascii="Times New Roman" w:eastAsia="Times New Roman" w:hAnsi="Times New Roman" w:cs="Times New Roman"/>
-          <w:sz w:val="24"/>
-          <w:szCs w:val="24"/>
-        </w:rPr>
-        <w:t>и выше</w:t>
-      </w:r>
-      <w:r>
-        <w:rPr>
-          <w:rFonts w:ascii="Times New Roman" w:eastAsia="Times New Roman" w:hAnsi="Times New Roman" w:cs="Times New Roman"/>
-          <w:sz w:val="24"/>
-          <w:szCs w:val="24"/>
-        </w:rPr>
-        <w:t>; “</w:t>
-      </w:r>
-      <w:r>
-        <w:rPr>
-          <w:rFonts w:ascii="Times New Roman" w:eastAsia="Times New Roman" w:hAnsi="Times New Roman" w:cs="Times New Roman"/>
-          <w:sz w:val="24"/>
-          <w:szCs w:val="24"/>
-          <w:lang w:val="en-US"/>
-        </w:rPr>
-        <w:t>pandas</w:t>
-      </w:r>
-      <w:r>
-        <w:rPr>
-          <w:rFonts w:ascii="Times New Roman" w:eastAsia="Times New Roman" w:hAnsi="Times New Roman" w:cs="Times New Roman"/>
-          <w:sz w:val="24"/>
-          <w:szCs w:val="24"/>
-        </w:rPr>
-        <w:t xml:space="preserve">” </w:t>
-      </w:r>
-      <w:r>
-        <w:rPr>
-          <w:rFonts w:ascii="Times New Roman" w:eastAsia="Times New Roman" w:hAnsi="Times New Roman" w:cs="Times New Roman"/>
-          <w:sz w:val="24"/>
-          <w:szCs w:val="24"/>
-        </w:rPr>
-        <w:t>–</w:t>
-      </w:r>
-      <w:r>
-        <w:rPr>
-          <w:rFonts w:ascii="Times New Roman" w:eastAsia="Times New Roman" w:hAnsi="Times New Roman" w:cs="Times New Roman"/>
-          <w:sz w:val="24"/>
-          <w:szCs w:val="24"/>
-        </w:rPr>
-        <w:t xml:space="preserve"> </w:t>
-      </w:r>
-      <w:r>
-        <w:rPr>
-          <w:rFonts w:ascii="Times New Roman" w:eastAsia="Times New Roman" w:hAnsi="Times New Roman" w:cs="Times New Roman"/>
-          <w:sz w:val="24"/>
-          <w:szCs w:val="24"/>
-        </w:rPr>
-        <w:t xml:space="preserve">версии </w:t>
-      </w:r>
-      <w:r>
-        <w:rPr>
-          <w:rFonts w:ascii="Times New Roman" w:eastAsia="Times New Roman" w:hAnsi="Times New Roman" w:cs="Times New Roman"/>
-          <w:sz w:val="24"/>
-          <w:szCs w:val="24"/>
-        </w:rPr>
-        <w:t xml:space="preserve">2.0 </w:t>
-      </w:r>
-      <w:r>
-        <w:rPr>
-          <w:rFonts w:ascii="Times New Roman" w:eastAsia="Times New Roman" w:hAnsi="Times New Roman" w:cs="Times New Roman"/>
-          <w:sz w:val="24"/>
-          <w:szCs w:val="24"/>
-        </w:rPr>
-        <w:t>и выше</w:t>
-      </w:r>
-      <w:r>
-        <w:rPr>
-          <w:rFonts w:ascii="Times New Roman" w:eastAsia="Times New Roman" w:hAnsi="Times New Roman" w:cs="Times New Roman"/>
-          <w:sz w:val="24"/>
-          <w:szCs w:val="24"/>
-        </w:rPr>
-        <w:t>; “</w:t>
-      </w:r>
-      <w:proofErr w:type="spellStart"/>
-      <w:r>
-        <w:rPr>
-          <w:rFonts w:ascii="Times New Roman" w:eastAsia="Times New Roman" w:hAnsi="Times New Roman" w:cs="Times New Roman"/>
-          <w:sz w:val="24"/>
-          <w:szCs w:val="24"/>
-          <w:lang w:val="en-US"/>
-        </w:rPr>
-        <w:t>plotly</w:t>
-      </w:r>
-      <w:proofErr w:type="spellEnd"/>
-      <w:r>
-        <w:rPr>
-          <w:rFonts w:ascii="Times New Roman" w:eastAsia="Times New Roman" w:hAnsi="Times New Roman" w:cs="Times New Roman"/>
-          <w:sz w:val="24"/>
-          <w:szCs w:val="24"/>
-        </w:rPr>
-        <w:t xml:space="preserve">” </w:t>
-      </w:r>
-      <w:r>
-        <w:rPr>
-          <w:rFonts w:ascii="Times New Roman" w:eastAsia="Times New Roman" w:hAnsi="Times New Roman" w:cs="Times New Roman"/>
-          <w:sz w:val="24"/>
-          <w:szCs w:val="24"/>
-        </w:rPr>
-        <w:t>–</w:t>
-      </w:r>
-      <w:r>
-        <w:rPr>
-          <w:rFonts w:ascii="Times New Roman" w:eastAsia="Times New Roman" w:hAnsi="Times New Roman" w:cs="Times New Roman"/>
-          <w:sz w:val="24"/>
-          <w:szCs w:val="24"/>
-        </w:rPr>
-        <w:t xml:space="preserve"> </w:t>
-      </w:r>
-      <w:r>
-        <w:rPr>
-          <w:rFonts w:ascii="Times New Roman" w:eastAsia="Times New Roman" w:hAnsi="Times New Roman" w:cs="Times New Roman"/>
-          <w:sz w:val="24"/>
-          <w:szCs w:val="24"/>
-        </w:rPr>
-        <w:t xml:space="preserve">версии </w:t>
-      </w:r>
-      <w:r>
-        <w:rPr>
-          <w:rFonts w:ascii="Times New Roman" w:eastAsia="Times New Roman" w:hAnsi="Times New Roman" w:cs="Times New Roman"/>
-          <w:sz w:val="24"/>
-          <w:szCs w:val="24"/>
-        </w:rPr>
-        <w:t>5.18</w:t>
-      </w:r>
-      <w:r>
-        <w:rPr>
-          <w:rFonts w:ascii="Times New Roman" w:eastAsia="Times New Roman" w:hAnsi="Times New Roman" w:cs="Times New Roman"/>
-          <w:sz w:val="24"/>
-          <w:szCs w:val="24"/>
-        </w:rPr>
-        <w:t xml:space="preserve"> и выше</w:t>
-      </w:r>
-      <w:r>
-        <w:rPr>
-          <w:rFonts w:ascii="Times New Roman" w:eastAsia="Times New Roman" w:hAnsi="Times New Roman" w:cs="Times New Roman"/>
-          <w:sz w:val="24"/>
-          <w:szCs w:val="24"/>
-        </w:rPr>
-        <w:t>; “</w:t>
-      </w:r>
-      <w:r>
-        <w:rPr>
-          <w:rFonts w:ascii="Times New Roman" w:eastAsia="Times New Roman" w:hAnsi="Times New Roman" w:cs="Times New Roman"/>
-          <w:sz w:val="24"/>
-          <w:szCs w:val="24"/>
-          <w:lang w:val="en-US"/>
-        </w:rPr>
-        <w:t>scikit</w:t>
-      </w:r>
-      <w:r>
-        <w:rPr>
-          <w:rFonts w:ascii="Times New Roman" w:eastAsia="Times New Roman" w:hAnsi="Times New Roman" w:cs="Times New Roman"/>
-          <w:sz w:val="24"/>
-          <w:szCs w:val="24"/>
-        </w:rPr>
-        <w:t>-</w:t>
-      </w:r>
-      <w:r>
-        <w:rPr>
-          <w:rFonts w:ascii="Times New Roman" w:eastAsia="Times New Roman" w:hAnsi="Times New Roman" w:cs="Times New Roman"/>
-          <w:sz w:val="24"/>
-          <w:szCs w:val="24"/>
-          <w:lang w:val="en-US"/>
-        </w:rPr>
-        <w:t>learn</w:t>
-      </w:r>
-      <w:r>
-        <w:rPr>
-          <w:rFonts w:ascii="Times New Roman" w:eastAsia="Times New Roman" w:hAnsi="Times New Roman" w:cs="Times New Roman"/>
-          <w:sz w:val="24"/>
-          <w:szCs w:val="24"/>
-        </w:rPr>
-        <w:t xml:space="preserve">” – </w:t>
-      </w:r>
-      <w:r>
-        <w:rPr>
-          <w:rFonts w:ascii="Times New Roman" w:eastAsia="Times New Roman" w:hAnsi="Times New Roman" w:cs="Times New Roman"/>
-          <w:sz w:val="24"/>
-          <w:szCs w:val="24"/>
-        </w:rPr>
-        <w:t xml:space="preserve">версии </w:t>
-      </w:r>
-      <w:r>
-        <w:rPr>
-          <w:rFonts w:ascii="Times New Roman" w:eastAsia="Times New Roman" w:hAnsi="Times New Roman" w:cs="Times New Roman"/>
-          <w:sz w:val="24"/>
-          <w:szCs w:val="24"/>
-        </w:rPr>
-        <w:t>1.3</w:t>
-      </w:r>
-      <w:r>
-        <w:rPr>
-          <w:rFonts w:ascii="Times New Roman" w:eastAsia="Times New Roman" w:hAnsi="Times New Roman" w:cs="Times New Roman"/>
-          <w:sz w:val="24"/>
-          <w:szCs w:val="24"/>
-        </w:rPr>
-        <w:t xml:space="preserve"> и выше</w:t>
-      </w:r>
-      <w:r>
-        <w:rPr>
-          <w:rFonts w:ascii="Times New Roman" w:eastAsia="Times New Roman" w:hAnsi="Times New Roman" w:cs="Times New Roman"/>
-          <w:sz w:val="24"/>
-          <w:szCs w:val="24"/>
-        </w:rPr>
-        <w:t>; “</w:t>
-      </w:r>
-      <w:proofErr w:type="spellStart"/>
-      <w:r>
-        <w:rPr>
-          <w:rFonts w:ascii="Times New Roman" w:eastAsia="Times New Roman" w:hAnsi="Times New Roman" w:cs="Times New Roman"/>
-          <w:sz w:val="24"/>
-          <w:szCs w:val="24"/>
-          <w:lang w:val="en-US"/>
-        </w:rPr>
-        <w:t>yellowbrick</w:t>
-      </w:r>
-      <w:proofErr w:type="spellEnd"/>
-      <w:r>
-        <w:rPr>
-          <w:rFonts w:ascii="Times New Roman" w:eastAsia="Times New Roman" w:hAnsi="Times New Roman" w:cs="Times New Roman"/>
-          <w:sz w:val="24"/>
-          <w:szCs w:val="24"/>
-        </w:rPr>
-        <w:t xml:space="preserve">” – </w:t>
-      </w:r>
-      <w:r>
-        <w:rPr>
-          <w:rFonts w:ascii="Times New Roman" w:eastAsia="Times New Roman" w:hAnsi="Times New Roman" w:cs="Times New Roman"/>
-          <w:sz w:val="24"/>
-          <w:szCs w:val="24"/>
-        </w:rPr>
-        <w:t xml:space="preserve">версии </w:t>
-      </w:r>
-      <w:r>
-        <w:rPr>
-          <w:rFonts w:ascii="Times New Roman" w:eastAsia="Times New Roman" w:hAnsi="Times New Roman" w:cs="Times New Roman"/>
-          <w:sz w:val="24"/>
-          <w:szCs w:val="24"/>
-        </w:rPr>
-        <w:t>1.5</w:t>
-      </w:r>
-      <w:r>
-        <w:rPr>
-          <w:rFonts w:ascii="Times New Roman" w:eastAsia="Times New Roman" w:hAnsi="Times New Roman" w:cs="Times New Roman"/>
-          <w:sz w:val="24"/>
-          <w:szCs w:val="24"/>
-        </w:rPr>
-        <w:t xml:space="preserve"> и выше</w:t>
-      </w:r>
-      <w:r>
-        <w:rPr>
-          <w:rFonts w:ascii="Times New Roman" w:eastAsia="Times New Roman" w:hAnsi="Times New Roman" w:cs="Times New Roman"/>
-          <w:sz w:val="24"/>
-          <w:szCs w:val="24"/>
-        </w:rPr>
-        <w:t>.</w:t>
+        <w:t>Мышь или совместное указывающее устройство;</w:t>
       </w:r>
     </w:p>
     <w:p>
@@ -6261,212 +4898,7 @@
           <w:sz w:val="24"/>
           <w:szCs w:val="24"/>
         </w:rPr>
-        <w:t xml:space="preserve">Среда разработки для запуска программ </w:t>
-      </w:r>
-      <w:r>
-        <w:rPr>
-          <w:rFonts w:ascii="Times New Roman" w:eastAsia="Times New Roman" w:hAnsi="Times New Roman" w:cs="Times New Roman"/>
-          <w:sz w:val="24"/>
-          <w:szCs w:val="24"/>
-        </w:rPr>
-        <w:t>–</w:t>
-      </w:r>
-      <w:r>
-        <w:rPr>
-          <w:rFonts w:ascii="Times New Roman" w:eastAsia="Times New Roman" w:hAnsi="Times New Roman" w:cs="Times New Roman"/>
-          <w:sz w:val="24"/>
-          <w:szCs w:val="24"/>
-        </w:rPr>
-        <w:t xml:space="preserve"> поддерживающая работу с файлами </w:t>
-      </w:r>
-      <w:r>
-        <w:rPr>
-          <w:rFonts w:ascii="Times New Roman" w:eastAsia="Times New Roman" w:hAnsi="Times New Roman" w:cs="Times New Roman"/>
-          <w:sz w:val="24"/>
-          <w:szCs w:val="24"/>
-        </w:rPr>
-        <w:t>“</w:t>
-      </w:r>
-      <w:r>
-        <w:rPr>
-          <w:rFonts w:ascii="Times New Roman" w:eastAsia="Times New Roman" w:hAnsi="Times New Roman" w:cs="Times New Roman"/>
-          <w:sz w:val="24"/>
-          <w:szCs w:val="24"/>
-          <w:lang w:val="en-US"/>
-        </w:rPr>
-        <w:t>Python</w:t>
-      </w:r>
-      <w:r>
-        <w:rPr>
-          <w:rFonts w:ascii="Times New Roman" w:eastAsia="Times New Roman" w:hAnsi="Times New Roman" w:cs="Times New Roman"/>
-          <w:sz w:val="24"/>
-          <w:szCs w:val="24"/>
-        </w:rPr>
-        <w:t xml:space="preserve"> </w:t>
-      </w:r>
-      <w:r>
-        <w:rPr>
-          <w:rFonts w:ascii="Times New Roman" w:eastAsia="Times New Roman" w:hAnsi="Times New Roman" w:cs="Times New Roman"/>
-          <w:sz w:val="24"/>
-          <w:szCs w:val="24"/>
-          <w:lang w:val="en-US"/>
-        </w:rPr>
-        <w:t>notebook</w:t>
-      </w:r>
-      <w:r>
-        <w:rPr>
-          <w:rFonts w:ascii="Times New Roman" w:eastAsia="Times New Roman" w:hAnsi="Times New Roman" w:cs="Times New Roman"/>
-          <w:sz w:val="24"/>
-          <w:szCs w:val="24"/>
-        </w:rPr>
-        <w:t xml:space="preserve">” </w:t>
-      </w:r>
-      <w:r>
-        <w:rPr>
-          <w:rFonts w:ascii="Times New Roman" w:eastAsia="Times New Roman" w:hAnsi="Times New Roman" w:cs="Times New Roman"/>
-          <w:sz w:val="24"/>
-          <w:szCs w:val="24"/>
-        </w:rPr>
-        <w:t xml:space="preserve">формата </w:t>
-      </w:r>
-      <w:r>
-        <w:rPr>
-          <w:rFonts w:ascii="Times New Roman" w:eastAsia="Times New Roman" w:hAnsi="Times New Roman" w:cs="Times New Roman"/>
-          <w:sz w:val="24"/>
-          <w:szCs w:val="24"/>
-        </w:rPr>
-        <w:t>“.</w:t>
-      </w:r>
-      <w:proofErr w:type="spellStart"/>
-      <w:r>
-        <w:rPr>
-          <w:rFonts w:ascii="Times New Roman" w:eastAsia="Times New Roman" w:hAnsi="Times New Roman" w:cs="Times New Roman"/>
-          <w:sz w:val="24"/>
-          <w:szCs w:val="24"/>
-          <w:lang w:val="en-US"/>
-        </w:rPr>
-        <w:t>ipynb</w:t>
-      </w:r>
-      <w:proofErr w:type="spellEnd"/>
-      <w:r>
-        <w:rPr>
-          <w:rFonts w:ascii="Times New Roman" w:eastAsia="Times New Roman" w:hAnsi="Times New Roman" w:cs="Times New Roman"/>
-          <w:sz w:val="24"/>
-          <w:szCs w:val="24"/>
-        </w:rPr>
-        <w:t xml:space="preserve">”: </w:t>
-      </w:r>
-      <w:r>
-        <w:rPr>
-          <w:rFonts w:ascii="Times New Roman" w:eastAsia="Times New Roman" w:hAnsi="Times New Roman" w:cs="Times New Roman"/>
-          <w:sz w:val="24"/>
-          <w:szCs w:val="24"/>
-          <w:lang w:val="en-GB"/>
-        </w:rPr>
-        <w:t>Visual</w:t>
-      </w:r>
-      <w:r>
-        <w:rPr>
-          <w:rFonts w:ascii="Times New Roman" w:eastAsia="Times New Roman" w:hAnsi="Times New Roman" w:cs="Times New Roman"/>
-          <w:sz w:val="24"/>
-          <w:szCs w:val="24"/>
-        </w:rPr>
-        <w:t xml:space="preserve"> </w:t>
-      </w:r>
-      <w:r>
-        <w:rPr>
-          <w:rFonts w:ascii="Times New Roman" w:eastAsia="Times New Roman" w:hAnsi="Times New Roman" w:cs="Times New Roman"/>
-          <w:sz w:val="24"/>
-          <w:szCs w:val="24"/>
-          <w:lang w:val="en-GB"/>
-        </w:rPr>
-        <w:t>Studio</w:t>
-      </w:r>
-      <w:r>
-        <w:rPr>
-          <w:rFonts w:ascii="Times New Roman" w:eastAsia="Times New Roman" w:hAnsi="Times New Roman" w:cs="Times New Roman"/>
-          <w:sz w:val="24"/>
-          <w:szCs w:val="24"/>
-        </w:rPr>
-        <w:t xml:space="preserve"> </w:t>
-      </w:r>
-      <w:r>
-        <w:rPr>
-          <w:rFonts w:ascii="Times New Roman" w:eastAsia="Times New Roman" w:hAnsi="Times New Roman" w:cs="Times New Roman"/>
-          <w:sz w:val="24"/>
-          <w:szCs w:val="24"/>
-          <w:lang w:val="en-GB"/>
-        </w:rPr>
-        <w:t>Code</w:t>
-      </w:r>
-      <w:r>
-        <w:rPr>
-          <w:rFonts w:ascii="Times New Roman" w:eastAsia="Times New Roman" w:hAnsi="Times New Roman" w:cs="Times New Roman"/>
-          <w:sz w:val="24"/>
-          <w:szCs w:val="24"/>
-        </w:rPr>
-        <w:t xml:space="preserve">, </w:t>
-      </w:r>
-      <w:r>
-        <w:rPr>
-          <w:rFonts w:ascii="Times New Roman" w:eastAsia="Times New Roman" w:hAnsi="Times New Roman" w:cs="Times New Roman"/>
-          <w:sz w:val="24"/>
-          <w:szCs w:val="24"/>
-          <w:lang w:val="en-GB"/>
-        </w:rPr>
-        <w:t>PyCharm</w:t>
-      </w:r>
-      <w:r>
-        <w:rPr>
-          <w:rFonts w:ascii="Times New Roman" w:eastAsia="Times New Roman" w:hAnsi="Times New Roman" w:cs="Times New Roman"/>
-          <w:sz w:val="24"/>
-          <w:szCs w:val="24"/>
-        </w:rPr>
-        <w:t xml:space="preserve">, </w:t>
-      </w:r>
-      <w:proofErr w:type="spellStart"/>
-      <w:r>
-        <w:rPr>
-          <w:rFonts w:ascii="Times New Roman" w:eastAsia="Times New Roman" w:hAnsi="Times New Roman" w:cs="Times New Roman"/>
-          <w:sz w:val="24"/>
-          <w:szCs w:val="24"/>
-          <w:lang w:val="en-GB"/>
-        </w:rPr>
-        <w:t>Jupyter</w:t>
-      </w:r>
-      <w:proofErr w:type="spellEnd"/>
-      <w:r>
-        <w:rPr>
-          <w:rFonts w:ascii="Times New Roman" w:eastAsia="Times New Roman" w:hAnsi="Times New Roman" w:cs="Times New Roman"/>
-          <w:sz w:val="24"/>
-          <w:szCs w:val="24"/>
-        </w:rPr>
-        <w:t xml:space="preserve"> </w:t>
-      </w:r>
-      <w:r>
-        <w:rPr>
-          <w:rFonts w:ascii="Times New Roman" w:eastAsia="Times New Roman" w:hAnsi="Times New Roman" w:cs="Times New Roman"/>
-          <w:sz w:val="24"/>
-          <w:szCs w:val="24"/>
-          <w:lang w:val="en-GB"/>
-        </w:rPr>
-        <w:t>Notebook</w:t>
-      </w:r>
-      <w:r>
-        <w:rPr>
-          <w:rFonts w:ascii="Times New Roman" w:eastAsia="Times New Roman" w:hAnsi="Times New Roman" w:cs="Times New Roman"/>
-          <w:sz w:val="24"/>
-          <w:szCs w:val="24"/>
-        </w:rPr>
-        <w:t xml:space="preserve"> </w:t>
-      </w:r>
-      <w:r>
-        <w:rPr>
-          <w:rFonts w:ascii="Times New Roman" w:eastAsia="Times New Roman" w:hAnsi="Times New Roman" w:cs="Times New Roman"/>
-          <w:sz w:val="24"/>
-          <w:szCs w:val="24"/>
-        </w:rPr>
-        <w:t>и т.п.</w:t>
+        <w:t>Клавиатура;</w:t>
       </w:r>
     </w:p>
     <w:p>
@@ -6498,23 +4930,51 @@
           <w:sz w:val="24"/>
           <w:szCs w:val="24"/>
         </w:rPr>
-        <w:t xml:space="preserve">В процессе </w:t>
-      </w:r>
-      <w:r>
-        <w:rPr>
-          <w:rFonts w:ascii="Times New Roman" w:eastAsia="Times New Roman" w:hAnsi="Times New Roman" w:cs="Times New Roman"/>
-          <w:sz w:val="24"/>
-          <w:szCs w:val="24"/>
-        </w:rPr>
-        <w:t xml:space="preserve">установки языка программирования, необходимых пакетов, среды разработки или </w:t>
-      </w:r>
-      <w:r>
-        <w:rPr>
-          <w:rFonts w:ascii="Times New Roman" w:eastAsia="Times New Roman" w:hAnsi="Times New Roman" w:cs="Times New Roman"/>
-          <w:sz w:val="24"/>
-          <w:szCs w:val="24"/>
-        </w:rPr>
-        <w:t>сбора данных (статистик футбольных игроков) устройство должно иметь доступ к сети Интернет.</w:t>
+        <w:t xml:space="preserve">ОС: Windows (10 и выше), Linux (Ubuntu 20.04 и выше) или </w:t>
+      </w:r>
+      <w:proofErr w:type="spellStart"/>
+      <w:r>
+        <w:rPr>
+          <w:rFonts w:ascii="Times New Roman" w:eastAsia="Times New Roman" w:hAnsi="Times New Roman" w:cs="Times New Roman"/>
+          <w:sz w:val="24"/>
+          <w:szCs w:val="24"/>
+        </w:rPr>
+        <w:t>macOS</w:t>
+      </w:r>
+      <w:proofErr w:type="spellEnd"/>
+      <w:r>
+        <w:rPr>
+          <w:rFonts w:ascii="Times New Roman" w:eastAsia="Times New Roman" w:hAnsi="Times New Roman" w:cs="Times New Roman"/>
+          <w:sz w:val="24"/>
+          <w:szCs w:val="24"/>
+        </w:rPr>
+        <w:t xml:space="preserve"> версии не ниже 11 “Big </w:t>
+      </w:r>
+      <w:proofErr w:type="spellStart"/>
+      <w:r>
+        <w:rPr>
+          <w:rFonts w:ascii="Times New Roman" w:eastAsia="Times New Roman" w:hAnsi="Times New Roman" w:cs="Times New Roman"/>
+          <w:sz w:val="24"/>
+          <w:szCs w:val="24"/>
+        </w:rPr>
+        <w:t>Sur</w:t>
+      </w:r>
+      <w:proofErr w:type="spellEnd"/>
+      <w:r>
+        <w:rPr>
+          <w:rFonts w:ascii="Times New Roman" w:eastAsia="Times New Roman" w:hAnsi="Times New Roman" w:cs="Times New Roman"/>
+          <w:sz w:val="24"/>
+          <w:szCs w:val="24"/>
+        </w:rPr>
+        <w:t>”</w:t>
+      </w:r>
+      <w:r>
+        <w:rPr>
+          <w:rFonts w:ascii="Times New Roman" w:eastAsia="Times New Roman" w:hAnsi="Times New Roman" w:cs="Times New Roman"/>
+          <w:sz w:val="24"/>
+          <w:szCs w:val="24"/>
+        </w:rPr>
+        <w:t>.</w:t>
       </w:r>
     </w:p>
     <w:p>
@@ -6532,7 +4992,7 @@
           <w:between w:val="nil"/>
         </w:pBdr>
         <w:spacing w:after="0" w:line="360" w:lineRule="auto"/>
-        <w:ind w:left="993" w:hanging="284"/>
+        <w:ind w:left="1134" w:hanging="425"/>
         <w:jc w:val="both"/>
         <w:rPr>
           <w:rFonts w:ascii="Times New Roman" w:eastAsia="Times New Roman" w:hAnsi="Times New Roman" w:cs="Times New Roman"/>
@@ -6546,7 +5006,57 @@
           <w:sz w:val="24"/>
           <w:szCs w:val="24"/>
         </w:rPr>
-        <w:t xml:space="preserve">Приложение для работы с электронными таблицами: </w:t>
+        <w:t>Компилятор</w:t>
+      </w:r>
+      <w:r>
+        <w:rPr>
+          <w:rFonts w:ascii="Times New Roman" w:eastAsia="Times New Roman" w:hAnsi="Times New Roman" w:cs="Times New Roman"/>
+          <w:sz w:val="24"/>
+          <w:szCs w:val="24"/>
+        </w:rPr>
+        <w:t xml:space="preserve"> </w:t>
+      </w:r>
+      <w:proofErr w:type="spellStart"/>
+      <w:r>
+        <w:rPr>
+          <w:rFonts w:ascii="Times New Roman" w:eastAsia="Times New Roman" w:hAnsi="Times New Roman" w:cs="Times New Roman"/>
+          <w:sz w:val="24"/>
+          <w:szCs w:val="24"/>
+        </w:rPr>
+        <w:t>Clang</w:t>
+      </w:r>
+      <w:proofErr w:type="spellEnd"/>
+      <w:r>
+        <w:rPr>
+          <w:rFonts w:ascii="Times New Roman" w:eastAsia="Times New Roman" w:hAnsi="Times New Roman" w:cs="Times New Roman"/>
+          <w:sz w:val="24"/>
+          <w:szCs w:val="24"/>
+        </w:rPr>
+        <w:t xml:space="preserve"> </w:t>
+      </w:r>
+      <w:r>
+        <w:rPr>
+          <w:rFonts w:ascii="Times New Roman" w:eastAsia="Times New Roman" w:hAnsi="Times New Roman" w:cs="Times New Roman"/>
+          <w:sz w:val="24"/>
+          <w:szCs w:val="24"/>
+        </w:rPr>
+        <w:t xml:space="preserve">версии </w:t>
+      </w:r>
+      <w:r>
+        <w:rPr>
+          <w:rFonts w:ascii="Times New Roman" w:eastAsia="Times New Roman" w:hAnsi="Times New Roman" w:cs="Times New Roman"/>
+          <w:sz w:val="24"/>
+          <w:szCs w:val="24"/>
+        </w:rPr>
+        <w:t>13.0.0</w:t>
+      </w:r>
+      <w:r>
+        <w:rPr>
+          <w:rFonts w:ascii="Times New Roman" w:eastAsia="Times New Roman" w:hAnsi="Times New Roman" w:cs="Times New Roman"/>
+          <w:sz w:val="24"/>
+          <w:szCs w:val="24"/>
+        </w:rPr>
+        <w:t xml:space="preserve"> или выше или </w:t>
       </w:r>
       <w:r>
         <w:rPr>
@@ -6555,7 +5065,7 @@
           <w:szCs w:val="24"/>
           <w:lang w:val="en-US"/>
         </w:rPr>
-        <w:t>Google</w:t>
+        <w:t>GCC</w:t>
       </w:r>
       <w:r>
         <w:rPr>
@@ -6570,17 +5080,133 @@
           <w:rFonts w:ascii="Times New Roman" w:eastAsia="Times New Roman" w:hAnsi="Times New Roman" w:cs="Times New Roman"/>
           <w:sz w:val="24"/>
           <w:szCs w:val="24"/>
+        </w:rPr>
+        <w:t>версии не ниже 10.5</w:t>
+      </w:r>
+    </w:p>
+    <w:p>
+      <w:pPr>
+        <w:pStyle w:val="ListParagraph"/>
+        <w:numPr>
+          <w:ilvl w:val="0"/>
+          <w:numId w:val="21"/>
+        </w:numPr>
+        <w:pBdr>
+          <w:top w:val="nil"/>
+          <w:left w:val="nil"/>
+          <w:bottom w:val="nil"/>
+          <w:right w:val="nil"/>
+          <w:between w:val="nil"/>
+        </w:pBdr>
+        <w:spacing w:after="0" w:line="360" w:lineRule="auto"/>
+        <w:ind w:left="1134" w:hanging="425"/>
+        <w:jc w:val="both"/>
+        <w:rPr>
+          <w:rFonts w:ascii="Times New Roman" w:eastAsia="Times New Roman" w:hAnsi="Times New Roman" w:cs="Times New Roman"/>
+          <w:sz w:val="24"/>
+          <w:szCs w:val="24"/>
+        </w:rPr>
+      </w:pPr>
+      <w:r>
+        <w:rPr>
+          <w:rFonts w:ascii="Times New Roman" w:eastAsia="Times New Roman" w:hAnsi="Times New Roman" w:cs="Times New Roman"/>
+          <w:sz w:val="24"/>
+          <w:szCs w:val="24"/>
+        </w:rPr>
+        <w:t xml:space="preserve">Библиотека </w:t>
+      </w:r>
+      <w:proofErr w:type="spellStart"/>
+      <w:r>
+        <w:rPr>
+          <w:rFonts w:ascii="Times New Roman" w:eastAsia="Times New Roman" w:hAnsi="Times New Roman" w:cs="Times New Roman"/>
+          <w:sz w:val="24"/>
+          <w:szCs w:val="24"/>
+        </w:rPr>
+        <w:t>Qt</w:t>
+      </w:r>
+      <w:proofErr w:type="spellEnd"/>
+      <w:r>
+        <w:rPr>
+          <w:rFonts w:ascii="Times New Roman" w:eastAsia="Times New Roman" w:hAnsi="Times New Roman" w:cs="Times New Roman"/>
+          <w:sz w:val="24"/>
+          <w:szCs w:val="24"/>
+        </w:rPr>
+        <w:t xml:space="preserve"> </w:t>
+      </w:r>
+      <w:r>
+        <w:rPr>
+          <w:rFonts w:ascii="Times New Roman" w:eastAsia="Times New Roman" w:hAnsi="Times New Roman" w:cs="Times New Roman"/>
+          <w:sz w:val="24"/>
+          <w:szCs w:val="24"/>
           <w:lang w:val="en-US"/>
         </w:rPr>
-        <w:t>Sheets</w:t>
-      </w:r>
-      <w:r>
-        <w:rPr>
-          <w:rFonts w:ascii="Times New Roman" w:eastAsia="Times New Roman" w:hAnsi="Times New Roman" w:cs="Times New Roman"/>
-          <w:sz w:val="24"/>
-          <w:szCs w:val="24"/>
-        </w:rPr>
-        <w:t xml:space="preserve">, </w:t>
+        <w:t>5.15</w:t>
+      </w:r>
+      <w:r>
+        <w:rPr>
+          <w:rFonts w:ascii="Times New Roman" w:eastAsia="Times New Roman" w:hAnsi="Times New Roman" w:cs="Times New Roman"/>
+          <w:sz w:val="24"/>
+          <w:szCs w:val="24"/>
+        </w:rPr>
+        <w:t xml:space="preserve"> и выше</w:t>
+      </w:r>
+    </w:p>
+    <w:p>
+      <w:pPr>
+        <w:pStyle w:val="ListParagraph"/>
+        <w:numPr>
+          <w:ilvl w:val="0"/>
+          <w:numId w:val="21"/>
+        </w:numPr>
+        <w:pBdr>
+          <w:top w:val="nil"/>
+          <w:left w:val="nil"/>
+          <w:bottom w:val="nil"/>
+          <w:right w:val="nil"/>
+          <w:between w:val="nil"/>
+        </w:pBdr>
+        <w:spacing w:after="0" w:line="360" w:lineRule="auto"/>
+        <w:ind w:left="1134" w:hanging="425"/>
+        <w:jc w:val="both"/>
+        <w:rPr>
+          <w:rFonts w:ascii="Times New Roman" w:eastAsia="Times New Roman" w:hAnsi="Times New Roman" w:cs="Times New Roman"/>
+          <w:sz w:val="24"/>
+          <w:szCs w:val="24"/>
+        </w:rPr>
+      </w:pPr>
+      <w:r>
+        <w:rPr>
+          <w:rFonts w:ascii="Times New Roman" w:eastAsia="Times New Roman" w:hAnsi="Times New Roman" w:cs="Times New Roman"/>
+          <w:sz w:val="24"/>
+          <w:szCs w:val="24"/>
+        </w:rPr>
+        <w:t xml:space="preserve">Библиотека </w:t>
+      </w:r>
+      <w:proofErr w:type="spellStart"/>
+      <w:r>
+        <w:rPr>
+          <w:rFonts w:ascii="Times New Roman" w:eastAsia="Times New Roman" w:hAnsi="Times New Roman" w:cs="Times New Roman"/>
+          <w:sz w:val="24"/>
+          <w:szCs w:val="24"/>
+        </w:rPr>
+        <w:t>Eigen</w:t>
+      </w:r>
+      <w:proofErr w:type="spellEnd"/>
+      <w:r>
+        <w:rPr>
+          <w:rFonts w:ascii="Times New Roman" w:eastAsia="Times New Roman" w:hAnsi="Times New Roman" w:cs="Times New Roman"/>
+          <w:sz w:val="24"/>
+          <w:szCs w:val="24"/>
+        </w:rPr>
+        <w:t xml:space="preserve"> 3.4</w:t>
+      </w:r>
+      <w:r>
+        <w:rPr>
+          <w:rFonts w:ascii="Times New Roman" w:eastAsia="Times New Roman" w:hAnsi="Times New Roman" w:cs="Times New Roman"/>
+          <w:sz w:val="24"/>
+          <w:szCs w:val="24"/>
+        </w:rPr>
+        <w:t>.</w:t>
       </w:r>
       <w:r>
         <w:rPr>
@@ -6589,15 +5215,85 @@
           <w:szCs w:val="24"/>
           <w:lang w:val="en-US"/>
         </w:rPr>
-        <w:t>Microsoft</w:t>
-      </w:r>
-      <w:r>
-        <w:rPr>
-          <w:rFonts w:ascii="Times New Roman" w:eastAsia="Times New Roman" w:hAnsi="Times New Roman" w:cs="Times New Roman"/>
-          <w:sz w:val="24"/>
-          <w:szCs w:val="24"/>
-        </w:rPr>
-        <w:t xml:space="preserve"> </w:t>
+        <w:t>0</w:t>
+      </w:r>
+      <w:r>
+        <w:rPr>
+          <w:rFonts w:ascii="Times New Roman" w:eastAsia="Times New Roman" w:hAnsi="Times New Roman" w:cs="Times New Roman"/>
+          <w:sz w:val="24"/>
+          <w:szCs w:val="24"/>
+        </w:rPr>
+        <w:t xml:space="preserve"> и выше</w:t>
+      </w:r>
+    </w:p>
+    <w:p>
+      <w:pPr>
+        <w:pStyle w:val="ListParagraph"/>
+        <w:numPr>
+          <w:ilvl w:val="0"/>
+          <w:numId w:val="21"/>
+        </w:numPr>
+        <w:pBdr>
+          <w:top w:val="nil"/>
+          <w:left w:val="nil"/>
+          <w:bottom w:val="nil"/>
+          <w:right w:val="nil"/>
+          <w:between w:val="nil"/>
+        </w:pBdr>
+        <w:spacing w:after="0" w:line="360" w:lineRule="auto"/>
+        <w:ind w:left="1134" w:hanging="425"/>
+        <w:jc w:val="both"/>
+        <w:rPr>
+          <w:rFonts w:ascii="Times New Roman" w:eastAsia="Times New Roman" w:hAnsi="Times New Roman" w:cs="Times New Roman"/>
+          <w:sz w:val="24"/>
+          <w:szCs w:val="24"/>
+        </w:rPr>
+      </w:pPr>
+      <w:r>
+        <w:rPr>
+          <w:rFonts w:ascii="Times New Roman" w:eastAsia="Times New Roman" w:hAnsi="Times New Roman" w:cs="Times New Roman"/>
+          <w:sz w:val="24"/>
+          <w:szCs w:val="24"/>
+        </w:rPr>
+        <w:t xml:space="preserve">Библиотека </w:t>
+      </w:r>
+      <w:proofErr w:type="spellStart"/>
+      <w:proofErr w:type="gramStart"/>
+      <w:r>
+        <w:rPr>
+          <w:rFonts w:ascii="Times New Roman" w:eastAsia="Times New Roman" w:hAnsi="Times New Roman" w:cs="Times New Roman"/>
+          <w:sz w:val="24"/>
+          <w:szCs w:val="24"/>
+        </w:rPr>
+        <w:t>nlohmann</w:t>
+      </w:r>
+      <w:proofErr w:type="spellEnd"/>
+      <w:r>
+        <w:rPr>
+          <w:rFonts w:ascii="Times New Roman" w:eastAsia="Times New Roman" w:hAnsi="Times New Roman" w:cs="Times New Roman"/>
+          <w:sz w:val="24"/>
+          <w:szCs w:val="24"/>
+        </w:rPr>
+        <w:t>::</w:t>
+      </w:r>
+      <w:proofErr w:type="spellStart"/>
+      <w:proofErr w:type="gramEnd"/>
+      <w:r>
+        <w:rPr>
+          <w:rFonts w:ascii="Times New Roman" w:eastAsia="Times New Roman" w:hAnsi="Times New Roman" w:cs="Times New Roman"/>
+          <w:sz w:val="24"/>
+          <w:szCs w:val="24"/>
+        </w:rPr>
+        <w:t>json</w:t>
+      </w:r>
+      <w:proofErr w:type="spellEnd"/>
+      <w:r>
+        <w:rPr>
+          <w:rFonts w:ascii="Times New Roman" w:eastAsia="Times New Roman" w:hAnsi="Times New Roman" w:cs="Times New Roman"/>
+          <w:sz w:val="24"/>
+          <w:szCs w:val="24"/>
+        </w:rPr>
+        <w:t xml:space="preserve"> 3.11.</w:t>
       </w:r>
       <w:r>
         <w:rPr>
@@ -6606,57 +5302,203 @@
           <w:szCs w:val="24"/>
           <w:lang w:val="en-US"/>
         </w:rPr>
-        <w:t>Excel</w:t>
-      </w:r>
-      <w:r>
-        <w:rPr>
-          <w:rFonts w:ascii="Times New Roman" w:eastAsia="Times New Roman" w:hAnsi="Times New Roman" w:cs="Times New Roman"/>
-          <w:sz w:val="24"/>
-          <w:szCs w:val="24"/>
-        </w:rPr>
-        <w:t xml:space="preserve">, </w:t>
-      </w:r>
-      <w:r>
-        <w:rPr>
-          <w:rFonts w:ascii="Times New Roman" w:eastAsia="Times New Roman" w:hAnsi="Times New Roman" w:cs="Times New Roman"/>
-          <w:sz w:val="24"/>
-          <w:szCs w:val="24"/>
-          <w:lang w:val="en-US"/>
-        </w:rPr>
-        <w:t>LibreOffice</w:t>
-      </w:r>
-      <w:r>
-        <w:rPr>
-          <w:rFonts w:ascii="Times New Roman" w:eastAsia="Times New Roman" w:hAnsi="Times New Roman" w:cs="Times New Roman"/>
-          <w:sz w:val="24"/>
-          <w:szCs w:val="24"/>
-        </w:rPr>
-        <w:t xml:space="preserve"> </w:t>
-      </w:r>
-      <w:r>
-        <w:rPr>
-          <w:rFonts w:ascii="Times New Roman" w:eastAsia="Times New Roman" w:hAnsi="Times New Roman" w:cs="Times New Roman"/>
-          <w:sz w:val="24"/>
-          <w:szCs w:val="24"/>
-          <w:lang w:val="en-US"/>
-        </w:rPr>
-        <w:t>Calc</w:t>
-      </w:r>
-      <w:r>
-        <w:rPr>
-          <w:rFonts w:ascii="Times New Roman" w:eastAsia="Times New Roman" w:hAnsi="Times New Roman" w:cs="Times New Roman"/>
-          <w:sz w:val="24"/>
-          <w:szCs w:val="24"/>
-        </w:rPr>
-        <w:t xml:space="preserve"> </w:t>
-      </w:r>
-      <w:r>
-        <w:rPr>
-          <w:rFonts w:ascii="Times New Roman" w:eastAsia="Times New Roman" w:hAnsi="Times New Roman" w:cs="Times New Roman"/>
-          <w:sz w:val="24"/>
-          <w:szCs w:val="24"/>
-        </w:rPr>
-        <w:t>и т.п.</w:t>
+        <w:t>3</w:t>
+      </w:r>
+      <w:r>
+        <w:rPr>
+          <w:rFonts w:ascii="Times New Roman" w:eastAsia="Times New Roman" w:hAnsi="Times New Roman" w:cs="Times New Roman"/>
+          <w:sz w:val="24"/>
+          <w:szCs w:val="24"/>
+        </w:rPr>
+        <w:t xml:space="preserve"> и выше</w:t>
+      </w:r>
+    </w:p>
+    <w:p>
+      <w:pPr>
+        <w:pStyle w:val="ListParagraph"/>
+        <w:numPr>
+          <w:ilvl w:val="0"/>
+          <w:numId w:val="21"/>
+        </w:numPr>
+        <w:pBdr>
+          <w:top w:val="nil"/>
+          <w:left w:val="nil"/>
+          <w:bottom w:val="nil"/>
+          <w:right w:val="nil"/>
+          <w:between w:val="nil"/>
+        </w:pBdr>
+        <w:spacing w:after="0" w:line="360" w:lineRule="auto"/>
+        <w:ind w:left="1134" w:hanging="425"/>
+        <w:jc w:val="both"/>
+        <w:rPr>
+          <w:rFonts w:ascii="Times New Roman" w:eastAsia="Times New Roman" w:hAnsi="Times New Roman" w:cs="Times New Roman"/>
+          <w:sz w:val="24"/>
+          <w:szCs w:val="24"/>
+        </w:rPr>
+      </w:pPr>
+      <w:r>
+        <w:rPr>
+          <w:rFonts w:ascii="Times New Roman" w:eastAsia="Times New Roman" w:hAnsi="Times New Roman" w:cs="Times New Roman"/>
+          <w:sz w:val="24"/>
+          <w:szCs w:val="24"/>
+        </w:rPr>
+        <w:t>Python</w:t>
+      </w:r>
+      <w:r>
+        <w:rPr>
+          <w:rFonts w:ascii="Times New Roman" w:eastAsia="Times New Roman" w:hAnsi="Times New Roman" w:cs="Times New Roman"/>
+          <w:sz w:val="24"/>
+          <w:szCs w:val="24"/>
+        </w:rPr>
+        <w:t xml:space="preserve"> версии</w:t>
+      </w:r>
+      <w:r>
+        <w:rPr>
+          <w:rFonts w:ascii="Times New Roman" w:eastAsia="Times New Roman" w:hAnsi="Times New Roman" w:cs="Times New Roman"/>
+          <w:sz w:val="24"/>
+          <w:szCs w:val="24"/>
+        </w:rPr>
+        <w:t xml:space="preserve"> 3.9</w:t>
+      </w:r>
+      <w:r>
+        <w:rPr>
+          <w:rFonts w:ascii="Times New Roman" w:eastAsia="Times New Roman" w:hAnsi="Times New Roman" w:cs="Times New Roman"/>
+          <w:sz w:val="24"/>
+          <w:szCs w:val="24"/>
+        </w:rPr>
+        <w:t xml:space="preserve"> и выше</w:t>
+      </w:r>
+    </w:p>
+    <w:p>
+      <w:pPr>
+        <w:pStyle w:val="ListParagraph"/>
+        <w:numPr>
+          <w:ilvl w:val="0"/>
+          <w:numId w:val="21"/>
+        </w:numPr>
+        <w:pBdr>
+          <w:top w:val="nil"/>
+          <w:left w:val="nil"/>
+          <w:bottom w:val="nil"/>
+          <w:right w:val="nil"/>
+          <w:between w:val="nil"/>
+        </w:pBdr>
+        <w:spacing w:after="0" w:line="360" w:lineRule="auto"/>
+        <w:ind w:left="1134" w:hanging="425"/>
+        <w:jc w:val="both"/>
+        <w:rPr>
+          <w:rFonts w:ascii="Times New Roman" w:eastAsia="Times New Roman" w:hAnsi="Times New Roman" w:cs="Times New Roman"/>
+          <w:sz w:val="24"/>
+          <w:szCs w:val="24"/>
+        </w:rPr>
+      </w:pPr>
+      <w:r>
+        <w:rPr>
+          <w:rFonts w:ascii="Times New Roman" w:eastAsia="Times New Roman" w:hAnsi="Times New Roman" w:cs="Times New Roman"/>
+          <w:sz w:val="24"/>
+          <w:szCs w:val="24"/>
+        </w:rPr>
+        <w:t xml:space="preserve">Библиотеки Python: </w:t>
+      </w:r>
+      <w:proofErr w:type="spellStart"/>
+      <w:r>
+        <w:rPr>
+          <w:rFonts w:ascii="Times New Roman" w:eastAsia="Times New Roman" w:hAnsi="Times New Roman" w:cs="Times New Roman"/>
+          <w:sz w:val="24"/>
+          <w:szCs w:val="24"/>
+        </w:rPr>
+        <w:t>matplotlib</w:t>
+      </w:r>
+      <w:proofErr w:type="spellEnd"/>
+      <w:r>
+        <w:rPr>
+          <w:rFonts w:ascii="Times New Roman" w:eastAsia="Times New Roman" w:hAnsi="Times New Roman" w:cs="Times New Roman"/>
+          <w:sz w:val="24"/>
+          <w:szCs w:val="24"/>
+        </w:rPr>
+        <w:t xml:space="preserve"> версии</w:t>
+      </w:r>
+      <w:r>
+        <w:rPr>
+          <w:rFonts w:ascii="Times New Roman" w:eastAsia="Times New Roman" w:hAnsi="Times New Roman" w:cs="Times New Roman"/>
+          <w:sz w:val="24"/>
+          <w:szCs w:val="24"/>
+        </w:rPr>
+        <w:t xml:space="preserve"> 3.1</w:t>
+      </w:r>
+      <w:r>
+        <w:rPr>
+          <w:rFonts w:ascii="Times New Roman" w:eastAsia="Times New Roman" w:hAnsi="Times New Roman" w:cs="Times New Roman"/>
+          <w:sz w:val="24"/>
+          <w:szCs w:val="24"/>
+        </w:rPr>
+        <w:t>0.3</w:t>
+      </w:r>
+      <w:r>
+        <w:rPr>
+          <w:rFonts w:ascii="Times New Roman" w:eastAsia="Times New Roman" w:hAnsi="Times New Roman" w:cs="Times New Roman"/>
+          <w:sz w:val="24"/>
+          <w:szCs w:val="24"/>
+        </w:rPr>
+        <w:t xml:space="preserve"> и выше</w:t>
+      </w:r>
+      <w:r>
+        <w:rPr>
+          <w:rFonts w:ascii="Times New Roman" w:eastAsia="Times New Roman" w:hAnsi="Times New Roman" w:cs="Times New Roman"/>
+          <w:sz w:val="24"/>
+          <w:szCs w:val="24"/>
+        </w:rPr>
+        <w:t xml:space="preserve"> и </w:t>
+      </w:r>
+      <w:proofErr w:type="spellStart"/>
+      <w:r>
+        <w:rPr>
+          <w:rFonts w:ascii="Times New Roman" w:eastAsia="Times New Roman" w:hAnsi="Times New Roman" w:cs="Times New Roman"/>
+          <w:sz w:val="24"/>
+          <w:szCs w:val="24"/>
+        </w:rPr>
+        <w:t>numpy</w:t>
+      </w:r>
+      <w:proofErr w:type="spellEnd"/>
+      <w:r>
+        <w:rPr>
+          <w:rFonts w:ascii="Times New Roman" w:eastAsia="Times New Roman" w:hAnsi="Times New Roman" w:cs="Times New Roman"/>
+          <w:sz w:val="24"/>
+          <w:szCs w:val="24"/>
+        </w:rPr>
+        <w:t xml:space="preserve"> версии</w:t>
+      </w:r>
+      <w:r>
+        <w:rPr>
+          <w:rFonts w:ascii="Times New Roman" w:eastAsia="Times New Roman" w:hAnsi="Times New Roman" w:cs="Times New Roman"/>
+          <w:sz w:val="24"/>
+          <w:szCs w:val="24"/>
+        </w:rPr>
+        <w:t xml:space="preserve"> 1.2</w:t>
+      </w:r>
+      <w:r>
+        <w:rPr>
+          <w:rFonts w:ascii="Times New Roman" w:eastAsia="Times New Roman" w:hAnsi="Times New Roman" w:cs="Times New Roman"/>
+          <w:sz w:val="24"/>
+          <w:szCs w:val="24"/>
+        </w:rPr>
+        <w:t>5</w:t>
+      </w:r>
+      <w:r>
+        <w:rPr>
+          <w:rFonts w:ascii="Times New Roman" w:eastAsia="Times New Roman" w:hAnsi="Times New Roman" w:cs="Times New Roman"/>
+          <w:sz w:val="24"/>
+          <w:szCs w:val="24"/>
+        </w:rPr>
+        <w:t>.</w:t>
+      </w:r>
+      <w:r>
+        <w:rPr>
+          <w:rFonts w:ascii="Times New Roman" w:eastAsia="Times New Roman" w:hAnsi="Times New Roman" w:cs="Times New Roman"/>
+          <w:sz w:val="24"/>
+          <w:szCs w:val="24"/>
+        </w:rPr>
+        <w:t>0.</w:t>
       </w:r>
     </w:p>
     <w:p>
@@ -6667,14 +5509,8 @@
           <w:numId w:val="12"/>
         </w:numPr>
       </w:pPr>
-      <w:bookmarkStart w:id="18" w:name="_heading=h.4d34og8" w:colFirst="0" w:colLast="0"/>
-      <w:bookmarkStart w:id="19" w:name="_Эксплуатационное_назначение"/>
-      <w:bookmarkStart w:id="20" w:name="_Требования_к_пользователю"/>
-      <w:bookmarkEnd w:id="18"/>
-      <w:bookmarkEnd w:id="19"/>
-      <w:bookmarkEnd w:id="20"/>
-      <w:r>
-        <w:t>Требования к пользователю (программисту)</w:t>
+      <w:r>
+        <w:t>Требования к программисту</w:t>
       </w:r>
     </w:p>
     <w:p>
@@ -6689,50 +5525,283 @@
           <w:sz w:val="24"/>
           <w:szCs w:val="24"/>
         </w:rPr>
-        <w:t>Для эффективной работы над проектом требуется программист, владеющий языком программирования Python версии 3.0 или более поздней. Рекомендуется наличие опыта работы с указанными библиотеками. Знание основ машинного обучения, таких как алгоритмы классификации и регрессии, а также понимание ключевых концепций вроде переобучения и кросс-валидации, будет являться преимуществом. Кроме того, необходим опыт работы с средами разработки, поддерживающими файлы формата ".ipynb", а также умение работать с таблицами и базовыми функциями</w:t>
-      </w:r>
-      <w:r>
-        <w:rPr>
-          <w:rFonts w:ascii="Times New Roman" w:eastAsia="Times New Roman" w:hAnsi="Times New Roman" w:cs="Times New Roman"/>
-          <w:sz w:val="24"/>
-          <w:szCs w:val="24"/>
-        </w:rPr>
-        <w:t xml:space="preserve"> работы с ячейками</w:t>
-      </w:r>
-      <w:r>
-        <w:rPr>
-          <w:rFonts w:ascii="Times New Roman" w:eastAsia="Times New Roman" w:hAnsi="Times New Roman" w:cs="Times New Roman"/>
-          <w:sz w:val="24"/>
-          <w:szCs w:val="24"/>
-        </w:rPr>
-        <w:t xml:space="preserve"> или аналогичными программами. Пользователи, с </w:t>
-      </w:r>
-      <w:r>
-        <w:rPr>
-          <w:rFonts w:ascii="Times New Roman" w:eastAsia="Times New Roman" w:hAnsi="Times New Roman" w:cs="Times New Roman"/>
-          <w:sz w:val="24"/>
-          <w:szCs w:val="24"/>
-        </w:rPr>
-        <w:lastRenderedPageBreak/>
-        <w:t>которыми будет взаимодействовать программист, должны обладать базовыми навыками работы с компьютером и уметь использовать специализированные приложения для просмотра данных и графиков. Также им требуется базовое понимание данных и результатов, полученных при работе с моделями машинного обучения в рамках проекта.</w:t>
-      </w:r>
-      <w:r>
+        <w:t xml:space="preserve">Для эффективной работы над проектом требуется программист, владеющий языком программирования </w:t>
+      </w:r>
+      <w:r>
+        <w:rPr>
+          <w:rFonts w:ascii="Times New Roman" w:eastAsia="Times New Roman" w:hAnsi="Times New Roman" w:cs="Times New Roman"/>
+          <w:sz w:val="24"/>
+          <w:szCs w:val="24"/>
+          <w:lang w:val="en-US"/>
+        </w:rPr>
+        <w:t>C</w:t>
+      </w:r>
+      <w:r>
+        <w:rPr>
+          <w:rFonts w:ascii="Times New Roman" w:eastAsia="Times New Roman" w:hAnsi="Times New Roman" w:cs="Times New Roman"/>
+          <w:sz w:val="24"/>
+          <w:szCs w:val="24"/>
+        </w:rPr>
+        <w:t xml:space="preserve">++ </w:t>
+      </w:r>
+      <w:r>
+        <w:rPr>
+          <w:rFonts w:ascii="Times New Roman" w:eastAsia="Times New Roman" w:hAnsi="Times New Roman" w:cs="Times New Roman"/>
+          <w:sz w:val="24"/>
+          <w:szCs w:val="24"/>
+        </w:rPr>
+        <w:t xml:space="preserve">(стандарт </w:t>
+      </w:r>
+      <w:r>
+        <w:rPr>
+          <w:rFonts w:ascii="Times New Roman" w:eastAsia="Times New Roman" w:hAnsi="Times New Roman" w:cs="Times New Roman"/>
+          <w:sz w:val="24"/>
+          <w:szCs w:val="24"/>
+          <w:lang w:val="en-US"/>
+        </w:rPr>
+        <w:t>C</w:t>
+      </w:r>
+      <w:r>
+        <w:rPr>
+          <w:rFonts w:ascii="Times New Roman" w:eastAsia="Times New Roman" w:hAnsi="Times New Roman" w:cs="Times New Roman"/>
+          <w:sz w:val="24"/>
+          <w:szCs w:val="24"/>
+        </w:rPr>
+        <w:t>++17</w:t>
+      </w:r>
+      <w:r>
+        <w:rPr>
+          <w:rFonts w:ascii="Times New Roman" w:eastAsia="Times New Roman" w:hAnsi="Times New Roman" w:cs="Times New Roman"/>
+          <w:sz w:val="24"/>
+          <w:szCs w:val="24"/>
+        </w:rPr>
+        <w:t xml:space="preserve">) и имеющий навыки работы с </w:t>
+      </w:r>
+      <w:r>
+        <w:rPr>
+          <w:rFonts w:ascii="Times New Roman" w:eastAsia="Times New Roman" w:hAnsi="Times New Roman" w:cs="Times New Roman"/>
+          <w:sz w:val="24"/>
+          <w:szCs w:val="24"/>
+        </w:rPr>
+        <w:t>Python версии 3.</w:t>
+      </w:r>
+      <w:r>
+        <w:rPr>
+          <w:rFonts w:ascii="Times New Roman" w:eastAsia="Times New Roman" w:hAnsi="Times New Roman" w:cs="Times New Roman"/>
+          <w:sz w:val="24"/>
+          <w:szCs w:val="24"/>
+        </w:rPr>
+        <w:t>9</w:t>
+      </w:r>
+      <w:r>
+        <w:rPr>
+          <w:rFonts w:ascii="Times New Roman" w:eastAsia="Times New Roman" w:hAnsi="Times New Roman" w:cs="Times New Roman"/>
+          <w:sz w:val="24"/>
+          <w:szCs w:val="24"/>
+        </w:rPr>
+        <w:t xml:space="preserve"> или более поздней. Рекомендуется наличие опыта работы с</w:t>
+      </w:r>
+      <w:r>
+        <w:rPr>
+          <w:rFonts w:ascii="Times New Roman" w:eastAsia="Times New Roman" w:hAnsi="Times New Roman" w:cs="Times New Roman"/>
+          <w:sz w:val="24"/>
+          <w:szCs w:val="24"/>
+        </w:rPr>
+        <w:t xml:space="preserve">о стандартной библиотекой </w:t>
+      </w:r>
+      <w:r>
+        <w:rPr>
+          <w:rFonts w:ascii="Times New Roman" w:eastAsia="Times New Roman" w:hAnsi="Times New Roman" w:cs="Times New Roman"/>
+          <w:sz w:val="24"/>
+          <w:szCs w:val="24"/>
+          <w:lang w:val="en-US"/>
+        </w:rPr>
+        <w:t>STL</w:t>
+      </w:r>
+      <w:r>
+        <w:rPr>
+          <w:rFonts w:ascii="Times New Roman" w:eastAsia="Times New Roman" w:hAnsi="Times New Roman" w:cs="Times New Roman"/>
+          <w:sz w:val="24"/>
+          <w:szCs w:val="24"/>
+        </w:rPr>
+        <w:t xml:space="preserve">, </w:t>
+      </w:r>
+      <w:r>
+        <w:rPr>
+          <w:rFonts w:ascii="Times New Roman" w:eastAsia="Times New Roman" w:hAnsi="Times New Roman" w:cs="Times New Roman"/>
+          <w:sz w:val="24"/>
+          <w:szCs w:val="24"/>
+        </w:rPr>
+        <w:t xml:space="preserve">контейнерами и алгоритмами, а также со инструментами визуализации и анализа данных в </w:t>
+      </w:r>
+      <w:r>
+        <w:rPr>
+          <w:rFonts w:ascii="Times New Roman" w:eastAsia="Times New Roman" w:hAnsi="Times New Roman" w:cs="Times New Roman"/>
+          <w:sz w:val="24"/>
+          <w:szCs w:val="24"/>
+          <w:lang w:val="en-US"/>
+        </w:rPr>
+        <w:t>matplotlib</w:t>
+      </w:r>
+      <w:r>
+        <w:rPr>
+          <w:rFonts w:ascii="Times New Roman" w:eastAsia="Times New Roman" w:hAnsi="Times New Roman" w:cs="Times New Roman"/>
+          <w:sz w:val="24"/>
+          <w:szCs w:val="24"/>
+        </w:rPr>
         <w:t xml:space="preserve"> </w:t>
       </w:r>
-    </w:p>
-    <w:p>
-      <w:pPr>
-        <w:spacing w:after="120" w:line="360" w:lineRule="auto"/>
-        <w:ind w:firstLine="709"/>
-        <w:jc w:val="both"/>
-        <w:rPr>
-          <w:rFonts w:ascii="Times New Roman" w:eastAsia="Times New Roman" w:hAnsi="Times New Roman" w:cs="Times New Roman"/>
-          <w:sz w:val="24"/>
-          <w:szCs w:val="24"/>
-        </w:rPr>
-      </w:pPr>
-      <w:r>
-        <w:br w:type="page"/>
+      <w:r>
+        <w:rPr>
+          <w:rFonts w:ascii="Times New Roman" w:eastAsia="Times New Roman" w:hAnsi="Times New Roman" w:cs="Times New Roman"/>
+          <w:sz w:val="24"/>
+          <w:szCs w:val="24"/>
+        </w:rPr>
+        <w:t xml:space="preserve">и </w:t>
+      </w:r>
+      <w:proofErr w:type="spellStart"/>
+      <w:r>
+        <w:rPr>
+          <w:rFonts w:ascii="Times New Roman" w:eastAsia="Times New Roman" w:hAnsi="Times New Roman" w:cs="Times New Roman"/>
+          <w:sz w:val="24"/>
+          <w:szCs w:val="24"/>
+          <w:lang w:val="en-US"/>
+        </w:rPr>
+        <w:t>numpy</w:t>
+      </w:r>
+      <w:proofErr w:type="spellEnd"/>
+      <w:r>
+        <w:rPr>
+          <w:rFonts w:ascii="Times New Roman" w:eastAsia="Times New Roman" w:hAnsi="Times New Roman" w:cs="Times New Roman"/>
+          <w:sz w:val="24"/>
+          <w:szCs w:val="24"/>
+        </w:rPr>
+        <w:t>.</w:t>
+      </w:r>
+      <w:r>
+        <w:rPr>
+          <w:rFonts w:ascii="Times New Roman" w:eastAsia="Times New Roman" w:hAnsi="Times New Roman" w:cs="Times New Roman"/>
+          <w:sz w:val="24"/>
+          <w:szCs w:val="24"/>
+        </w:rPr>
+        <w:t xml:space="preserve"> Программисту</w:t>
+      </w:r>
+      <w:r>
+        <w:rPr>
+          <w:rFonts w:ascii="Times New Roman" w:eastAsia="Times New Roman" w:hAnsi="Times New Roman" w:cs="Times New Roman"/>
+          <w:sz w:val="24"/>
+          <w:szCs w:val="24"/>
+        </w:rPr>
+        <w:t xml:space="preserve">, </w:t>
+      </w:r>
+      <w:r>
+        <w:rPr>
+          <w:rFonts w:ascii="Times New Roman" w:eastAsia="Times New Roman" w:hAnsi="Times New Roman" w:cs="Times New Roman"/>
+          <w:sz w:val="24"/>
+          <w:szCs w:val="24"/>
+        </w:rPr>
+        <w:t xml:space="preserve">который будет </w:t>
+      </w:r>
+      <w:r>
+        <w:rPr>
+          <w:rFonts w:ascii="Times New Roman" w:eastAsia="Times New Roman" w:hAnsi="Times New Roman" w:cs="Times New Roman"/>
+          <w:sz w:val="24"/>
+          <w:szCs w:val="24"/>
+        </w:rPr>
+        <w:t xml:space="preserve">взаимодействовать </w:t>
+      </w:r>
+      <w:r>
+        <w:rPr>
+          <w:rFonts w:ascii="Times New Roman" w:eastAsia="Times New Roman" w:hAnsi="Times New Roman" w:cs="Times New Roman"/>
+          <w:sz w:val="24"/>
+          <w:szCs w:val="24"/>
+        </w:rPr>
+        <w:t>с продуктом</w:t>
+      </w:r>
+      <w:r>
+        <w:rPr>
+          <w:rFonts w:ascii="Times New Roman" w:eastAsia="Times New Roman" w:hAnsi="Times New Roman" w:cs="Times New Roman"/>
+          <w:sz w:val="24"/>
+          <w:szCs w:val="24"/>
+        </w:rPr>
+        <w:t>, долж</w:t>
+      </w:r>
+      <w:r>
+        <w:rPr>
+          <w:rFonts w:ascii="Times New Roman" w:eastAsia="Times New Roman" w:hAnsi="Times New Roman" w:cs="Times New Roman"/>
+          <w:sz w:val="24"/>
+          <w:szCs w:val="24"/>
+        </w:rPr>
+        <w:t>ен</w:t>
+      </w:r>
+      <w:r>
+        <w:rPr>
+          <w:rFonts w:ascii="Times New Roman" w:eastAsia="Times New Roman" w:hAnsi="Times New Roman" w:cs="Times New Roman"/>
+          <w:sz w:val="24"/>
+          <w:szCs w:val="24"/>
+        </w:rPr>
+        <w:t xml:space="preserve"> обладать </w:t>
+      </w:r>
+      <w:r>
+        <w:rPr>
+          <w:rFonts w:ascii="Times New Roman" w:eastAsia="Times New Roman" w:hAnsi="Times New Roman" w:cs="Times New Roman"/>
+          <w:sz w:val="24"/>
+          <w:szCs w:val="24"/>
+        </w:rPr>
+        <w:t xml:space="preserve">знанием библиотеки </w:t>
+      </w:r>
+      <w:r>
+        <w:rPr>
+          <w:rFonts w:ascii="Times New Roman" w:eastAsia="Times New Roman" w:hAnsi="Times New Roman" w:cs="Times New Roman"/>
+          <w:sz w:val="24"/>
+          <w:szCs w:val="24"/>
+          <w:lang w:val="en-US"/>
+        </w:rPr>
+        <w:t>Eigen</w:t>
+      </w:r>
+      <w:r>
+        <w:rPr>
+          <w:rFonts w:ascii="Times New Roman" w:eastAsia="Times New Roman" w:hAnsi="Times New Roman" w:cs="Times New Roman"/>
+          <w:sz w:val="24"/>
+          <w:szCs w:val="24"/>
+        </w:rPr>
+        <w:t xml:space="preserve">, а также должен быть готов к работе с файлами конфигурации в формате </w:t>
+      </w:r>
+      <w:r>
+        <w:rPr>
+          <w:rFonts w:ascii="Times New Roman" w:eastAsia="Times New Roman" w:hAnsi="Times New Roman" w:cs="Times New Roman"/>
+          <w:sz w:val="24"/>
+          <w:szCs w:val="24"/>
+          <w:lang w:val="en-US"/>
+        </w:rPr>
+        <w:t>JSON</w:t>
+      </w:r>
+      <w:r>
+        <w:rPr>
+          <w:rFonts w:ascii="Times New Roman" w:eastAsia="Times New Roman" w:hAnsi="Times New Roman" w:cs="Times New Roman"/>
+          <w:sz w:val="24"/>
+          <w:szCs w:val="24"/>
+        </w:rPr>
+        <w:t xml:space="preserve">, </w:t>
+      </w:r>
+      <w:r>
+        <w:rPr>
+          <w:rFonts w:ascii="Times New Roman" w:eastAsia="Times New Roman" w:hAnsi="Times New Roman" w:cs="Times New Roman"/>
+          <w:sz w:val="24"/>
+          <w:szCs w:val="24"/>
+        </w:rPr>
+        <w:t>и понимать основную структуру проекта</w:t>
+      </w:r>
+      <w:r>
+        <w:rPr>
+          <w:rFonts w:ascii="Times New Roman" w:eastAsia="Times New Roman" w:hAnsi="Times New Roman" w:cs="Times New Roman"/>
+          <w:sz w:val="24"/>
+          <w:szCs w:val="24"/>
+        </w:rPr>
+        <w:t>.</w:t>
+      </w:r>
+      <w:r>
+        <w:t xml:space="preserve"> </w:t>
       </w:r>
     </w:p>
     <w:p>
@@ -6743,12 +5812,12 @@
           <w:numId w:val="12"/>
         </w:numPr>
       </w:pPr>
-      <w:bookmarkStart w:id="21" w:name="_heading=h.2s8eyo1" w:colFirst="0" w:colLast="0"/>
-      <w:bookmarkStart w:id="22" w:name="_ТЕХНИЧЕСКИЕ_ХАРАКТЕРИСТИКИ"/>
-      <w:bookmarkStart w:id="23" w:name="_ВЫПОЛНЕНИЕ_ПРОГРАММЫ"/>
-      <w:bookmarkEnd w:id="21"/>
-      <w:bookmarkEnd w:id="22"/>
-      <w:bookmarkEnd w:id="23"/>
+      <w:bookmarkStart w:id="18" w:name="_heading=h.2s8eyo1" w:colFirst="0" w:colLast="0"/>
+      <w:bookmarkStart w:id="19" w:name="_ТЕХНИЧЕСКИЕ_ХАРАКТЕРИСТИКИ"/>
+      <w:bookmarkStart w:id="20" w:name="_ВЫПОЛНЕНИЕ_ПРОГРАММЫ"/>
+      <w:bookmarkEnd w:id="18"/>
+      <w:bookmarkEnd w:id="19"/>
+      <w:bookmarkEnd w:id="20"/>
       <w:r>
         <w:lastRenderedPageBreak/>
         <w:t>ВЫПОЛНЕНИЕ ПРОГРАММЫ</w:t>
@@ -6762,10 +5831,10 @@
           <w:numId w:val="12"/>
         </w:numPr>
       </w:pPr>
-      <w:bookmarkStart w:id="24" w:name="_heading=h.17dp8vu" w:colFirst="0" w:colLast="0"/>
-      <w:bookmarkStart w:id="25" w:name="_Установка_продукта"/>
-      <w:bookmarkEnd w:id="24"/>
-      <w:bookmarkEnd w:id="25"/>
+      <w:bookmarkStart w:id="21" w:name="_heading=h.17dp8vu" w:colFirst="0" w:colLast="0"/>
+      <w:bookmarkStart w:id="22" w:name="_Установка_продукта"/>
+      <w:bookmarkEnd w:id="21"/>
+      <w:bookmarkEnd w:id="22"/>
       <w:r>
         <w:t>Установка продукта</w:t>
       </w:r>
@@ -7108,8 +6177,8 @@
         </w:rPr>
         <w:t>Для более подробного понимания кода рекомендуется изучить документацию по используемым библиотекам: requests, BeautifulSoup, pandas.</w:t>
       </w:r>
-      <w:bookmarkStart w:id="26" w:name="_heading=h.3rdcrjn" w:colFirst="0" w:colLast="0"/>
-      <w:bookmarkEnd w:id="26"/>
+      <w:bookmarkStart w:id="23" w:name="_heading=h.3rdcrjn" w:colFirst="0" w:colLast="0"/>
+      <w:bookmarkEnd w:id="23"/>
     </w:p>
     <w:p>
       <w:pPr>
@@ -7119,8 +6188,8 @@
           <w:numId w:val="12"/>
         </w:numPr>
       </w:pPr>
-      <w:bookmarkStart w:id="27" w:name="_Процесс_сбора_данных"/>
-      <w:bookmarkEnd w:id="27"/>
+      <w:bookmarkStart w:id="24" w:name="_Процесс_сбора_данных"/>
+      <w:bookmarkEnd w:id="24"/>
       <w:r>
         <w:t>Процесс сбора данных</w:t>
       </w:r>
@@ -7307,8 +6376,8 @@
         </w:numPr>
         <w:ind w:left="851" w:hanging="567"/>
       </w:pPr>
-      <w:bookmarkStart w:id="28" w:name="_Процесс_предобработки_данных"/>
-      <w:bookmarkEnd w:id="28"/>
+      <w:bookmarkStart w:id="25" w:name="_Процесс_предобработки_данных"/>
+      <w:bookmarkEnd w:id="25"/>
       <w:r>
         <w:rPr>
           <w:lang w:val="en-US"/>
@@ -7576,8 +6645,8 @@
         </w:numPr>
         <w:ind w:left="851" w:hanging="567"/>
       </w:pPr>
-      <w:bookmarkStart w:id="29" w:name="_Процесс_обучения_моделей"/>
-      <w:bookmarkEnd w:id="29"/>
+      <w:bookmarkStart w:id="26" w:name="_Процесс_обучения_моделей"/>
+      <w:bookmarkEnd w:id="26"/>
       <w:r>
         <w:t>Процесс обучения модел</w:t>
       </w:r>
@@ -7925,8 +6994,8 @@
         </w:numPr>
         <w:ind w:left="851" w:hanging="567"/>
       </w:pPr>
-      <w:bookmarkStart w:id="30" w:name="_Процесс_обучения_моделей_1"/>
-      <w:bookmarkEnd w:id="30"/>
+      <w:bookmarkStart w:id="27" w:name="_Процесс_обучения_моделей_1"/>
+      <w:bookmarkEnd w:id="27"/>
       <w:r>
         <w:t>Процесс обучения моделей кластеризации и визуализации результатов</w:t>
       </w:r>
@@ -8427,18 +7496,18 @@
         <w:ind w:left="720" w:firstLine="284"/>
         <w:jc w:val="center"/>
       </w:pPr>
-      <w:bookmarkStart w:id="31" w:name="_heading=h.26in1rg" w:colFirst="0" w:colLast="0"/>
-      <w:bookmarkStart w:id="32" w:name="_heading=h.3as4poj" w:colFirst="0" w:colLast="0"/>
-      <w:bookmarkStart w:id="33" w:name="_heading=h.2p2csry" w:colFirst="0" w:colLast="0"/>
-      <w:bookmarkStart w:id="34" w:name="_heading=h.sxmqvqntczix" w:colFirst="0" w:colLast="0"/>
-      <w:bookmarkStart w:id="35" w:name="_heading=h.1hmsyys" w:colFirst="0" w:colLast="0"/>
-      <w:bookmarkStart w:id="36" w:name="_СПИСОК_ИСПОЛЬЗУЕМОЙ_ЛИТЕРАТУРЫ"/>
+      <w:bookmarkStart w:id="28" w:name="_heading=h.26in1rg" w:colFirst="0" w:colLast="0"/>
+      <w:bookmarkStart w:id="29" w:name="_heading=h.3as4poj" w:colFirst="0" w:colLast="0"/>
+      <w:bookmarkStart w:id="30" w:name="_heading=h.2p2csry" w:colFirst="0" w:colLast="0"/>
+      <w:bookmarkStart w:id="31" w:name="_heading=h.sxmqvqntczix" w:colFirst="0" w:colLast="0"/>
+      <w:bookmarkStart w:id="32" w:name="_heading=h.1hmsyys" w:colFirst="0" w:colLast="0"/>
+      <w:bookmarkStart w:id="33" w:name="_СПИСОК_ИСПОЛЬЗУЕМОЙ_ЛИТЕРАТУРЫ"/>
+      <w:bookmarkEnd w:id="28"/>
+      <w:bookmarkEnd w:id="29"/>
+      <w:bookmarkEnd w:id="30"/>
       <w:bookmarkEnd w:id="31"/>
       <w:bookmarkEnd w:id="32"/>
       <w:bookmarkEnd w:id="33"/>
-      <w:bookmarkEnd w:id="34"/>
-      <w:bookmarkEnd w:id="35"/>
-      <w:bookmarkEnd w:id="36"/>
       <w:r>
         <w:lastRenderedPageBreak/>
         <w:t>СПИСОК ИСПОЛЬЗУЕМОЙ ЛИТЕРАТУРЫ</w:t>
@@ -8466,9 +7535,9 @@
           <w:szCs w:val="24"/>
         </w:rPr>
       </w:pPr>
-      <w:bookmarkStart w:id="37" w:name="_heading=h.41mghml" w:colFirst="0" w:colLast="0"/>
-      <w:bookmarkStart w:id="38" w:name="_Hlk162803890"/>
-      <w:bookmarkEnd w:id="37"/>
+      <w:bookmarkStart w:id="34" w:name="_heading=h.41mghml" w:colFirst="0" w:colLast="0"/>
+      <w:bookmarkStart w:id="35" w:name="_Hlk162803890"/>
+      <w:bookmarkEnd w:id="34"/>
       <w:r>
         <w:rPr>
           <w:rFonts w:ascii="Times New Roman" w:eastAsia="Times New Roman" w:hAnsi="Times New Roman" w:cs="Times New Roman"/>
@@ -8593,7 +7662,7 @@
         </w:rPr>
         <w:t>Библиотека "</w:t>
       </w:r>
-      <w:bookmarkStart w:id="39" w:name="_Hlk162872422"/>
+      <w:bookmarkStart w:id="36" w:name="_Hlk162872422"/>
       <w:r>
         <w:rPr>
           <w:rFonts w:ascii="Times New Roman" w:eastAsia="Times New Roman" w:hAnsi="Times New Roman" w:cs="Times New Roman"/>
@@ -8603,7 +7672,7 @@
         </w:rPr>
         <w:t>optuna</w:t>
       </w:r>
-      <w:bookmarkEnd w:id="39"/>
+      <w:bookmarkEnd w:id="36"/>
       <w:r>
         <w:rPr>
           <w:rFonts w:ascii="Times New Roman" w:eastAsia="Times New Roman" w:hAnsi="Times New Roman" w:cs="Times New Roman"/>
@@ -8645,7 +7714,7 @@
         </w:rPr>
         <w:t>Библиотека "</w:t>
       </w:r>
-      <w:bookmarkStart w:id="40" w:name="_Hlk162872395"/>
+      <w:bookmarkStart w:id="37" w:name="_Hlk162872395"/>
       <w:r>
         <w:rPr>
           <w:rFonts w:ascii="Times New Roman" w:eastAsia="Times New Roman" w:hAnsi="Times New Roman" w:cs="Times New Roman"/>
@@ -8655,7 +7724,7 @@
         </w:rPr>
         <w:t>matplotlib</w:t>
       </w:r>
-      <w:bookmarkEnd w:id="40"/>
+      <w:bookmarkEnd w:id="37"/>
       <w:r>
         <w:rPr>
           <w:rFonts w:ascii="Times New Roman" w:eastAsia="Times New Roman" w:hAnsi="Times New Roman" w:cs="Times New Roman"/>
@@ -8697,7 +7766,7 @@
         </w:rPr>
         <w:t>Библиотека "</w:t>
       </w:r>
-      <w:bookmarkStart w:id="41" w:name="_Hlk162872450"/>
+      <w:bookmarkStart w:id="38" w:name="_Hlk162872450"/>
       <w:r>
         <w:rPr>
           <w:rFonts w:ascii="Times New Roman" w:eastAsia="Times New Roman" w:hAnsi="Times New Roman" w:cs="Times New Roman"/>
@@ -8707,7 +7776,7 @@
         </w:rPr>
         <w:t>plotly</w:t>
       </w:r>
-      <w:bookmarkEnd w:id="41"/>
+      <w:bookmarkEnd w:id="38"/>
       <w:r>
         <w:rPr>
           <w:rFonts w:ascii="Times New Roman" w:eastAsia="Times New Roman" w:hAnsi="Times New Roman" w:cs="Times New Roman"/>
@@ -8749,7 +7818,7 @@
           <w:szCs w:val="24"/>
         </w:rPr>
       </w:pPr>
-      <w:bookmarkStart w:id="42" w:name="_Hlk162804027"/>
+      <w:bookmarkStart w:id="39" w:name="_Hlk162804027"/>
       <w:r>
         <w:rPr>
           <w:rFonts w:ascii="Times New Roman" w:eastAsia="Times New Roman" w:hAnsi="Times New Roman" w:cs="Times New Roman"/>
@@ -8856,7 +7925,7 @@
         </w:rPr>
         <w:t>.</w:t>
       </w:r>
-      <w:bookmarkEnd w:id="42"/>
+      <w:bookmarkEnd w:id="39"/>
     </w:p>
     <w:p>
       <w:pPr>
@@ -8880,7 +7949,7 @@
           <w:szCs w:val="24"/>
         </w:rPr>
       </w:pPr>
-      <w:bookmarkStart w:id="43" w:name="_Hlk162804076"/>
+      <w:bookmarkStart w:id="40" w:name="_Hlk162804076"/>
       <w:r>
         <w:rPr>
           <w:rFonts w:ascii="Times New Roman" w:eastAsia="Times New Roman" w:hAnsi="Times New Roman" w:cs="Times New Roman"/>
@@ -8890,7 +7959,7 @@
         </w:rPr>
         <w:t>Библиотека "</w:t>
       </w:r>
-      <w:bookmarkStart w:id="44" w:name="_Hlk162872430"/>
+      <w:bookmarkStart w:id="41" w:name="_Hlk162872430"/>
       <w:proofErr w:type="spellStart"/>
       <w:r>
         <w:rPr>
@@ -8902,7 +7971,7 @@
         </w:rPr>
         <w:t>yellowbrick</w:t>
       </w:r>
-      <w:bookmarkEnd w:id="44"/>
+      <w:bookmarkEnd w:id="41"/>
       <w:proofErr w:type="spellEnd"/>
       <w:r>
         <w:rPr>
@@ -9036,7 +8105,7 @@
         </w:rPr>
         <w:t>, свободный</w:t>
       </w:r>
-      <w:bookmarkEnd w:id="43"/>
+      <w:bookmarkEnd w:id="40"/>
       <w:r>
         <w:rPr>
           <w:rFonts w:ascii="Times New Roman" w:eastAsia="Times New Roman" w:hAnsi="Times New Roman" w:cs="Times New Roman"/>
@@ -9069,7 +8138,7 @@
           <w:szCs w:val="24"/>
         </w:rPr>
       </w:pPr>
-      <w:bookmarkStart w:id="45" w:name="_Hlk162804094"/>
+      <w:bookmarkStart w:id="42" w:name="_Hlk162804094"/>
       <w:r>
         <w:rPr>
           <w:rFonts w:ascii="Times New Roman" w:eastAsia="Times New Roman" w:hAnsi="Times New Roman" w:cs="Times New Roman"/>
@@ -9079,7 +8148,7 @@
         </w:rPr>
         <w:t>Библиотека "</w:t>
       </w:r>
-      <w:bookmarkStart w:id="46" w:name="_Hlk162872410"/>
+      <w:bookmarkStart w:id="43" w:name="_Hlk162872410"/>
       <w:proofErr w:type="spellStart"/>
       <w:r>
         <w:rPr>
@@ -9091,7 +8160,7 @@
         </w:rPr>
         <w:t>numpy</w:t>
       </w:r>
-      <w:bookmarkEnd w:id="46"/>
+      <w:bookmarkEnd w:id="43"/>
       <w:proofErr w:type="spellEnd"/>
       <w:r>
         <w:rPr>
@@ -9206,7 +8275,7 @@
         </w:rPr>
         <w:t>.</w:t>
       </w:r>
-      <w:bookmarkEnd w:id="45"/>
+      <w:bookmarkEnd w:id="42"/>
     </w:p>
     <w:p>
       <w:pPr>
@@ -9230,7 +8299,7 @@
           <w:szCs w:val="24"/>
         </w:rPr>
       </w:pPr>
-      <w:bookmarkStart w:id="47" w:name="_Hlk162804104"/>
+      <w:bookmarkStart w:id="44" w:name="_Hlk162804104"/>
       <w:r>
         <w:rPr>
           <w:rFonts w:ascii="Times New Roman" w:eastAsia="Times New Roman" w:hAnsi="Times New Roman" w:cs="Times New Roman"/>
@@ -9465,9 +8534,9 @@
         </w:rPr>
         <w:t>.</w:t>
       </w:r>
-      <w:bookmarkEnd w:id="47"/>
+      <w:bookmarkEnd w:id="44"/>
     </w:p>
-    <w:bookmarkEnd w:id="38"/>
+    <w:bookmarkEnd w:id="35"/>
     <w:p>
       <w:pPr>
         <w:pBdr>
@@ -9497,10 +8566,10 @@
         <w:pStyle w:val="Heading1"/>
         <w:ind w:left="284" w:firstLine="284"/>
       </w:pPr>
-      <w:bookmarkStart w:id="48" w:name="_heading=h.2grqrue" w:colFirst="0" w:colLast="0"/>
-      <w:bookmarkStart w:id="49" w:name="_ЛИСТ_РЕГИСТРАЦИИ_ИЗМЕНЕНИЙ"/>
-      <w:bookmarkEnd w:id="48"/>
-      <w:bookmarkEnd w:id="49"/>
+      <w:bookmarkStart w:id="45" w:name="_heading=h.2grqrue" w:colFirst="0" w:colLast="0"/>
+      <w:bookmarkStart w:id="46" w:name="_ЛИСТ_РЕГИСТРАЦИИ_ИЗМЕНЕНИЙ"/>
+      <w:bookmarkEnd w:id="45"/>
+      <w:bookmarkEnd w:id="46"/>
       <w:r>
         <w:lastRenderedPageBreak/>
         <w:t>ЛИСТ РЕГИСТРАЦИИ ИЗМЕНЕНИЙ</w:t>
@@ -14779,6 +13848,92 @@
     </w:lvl>
   </w:abstractNum>
   <w:abstractNum w:abstractNumId="11" w15:restartNumberingAfterBreak="0">
+    <w:nsid w:val="2B010E60"/>
+    <w:multiLevelType w:val="hybridMultilevel"/>
+    <w:tmpl w:val="46AEE5FC"/>
+    <w:lvl w:ilvl="0" w:tplc="B5F8875E">
+      <w:start w:val="1"/>
+      <w:numFmt w:val="decimal"/>
+      <w:lvlText w:val="%1)"/>
+      <w:lvlJc w:val="left"/>
+      <w:pPr>
+        <w:ind w:left="2422" w:hanging="360"/>
+      </w:pPr>
+    </w:lvl>
+    <w:lvl w:ilvl="1" w:tplc="B9F214BA" w:tentative="1">
+      <w:start w:val="1"/>
+      <w:numFmt w:val="lowerLetter"/>
+      <w:lvlText w:val="%2."/>
+      <w:lvlJc w:val="left"/>
+      <w:pPr>
+        <w:ind w:left="3142" w:hanging="360"/>
+      </w:pPr>
+    </w:lvl>
+    <w:lvl w:ilvl="2" w:tplc="A29E2FB8" w:tentative="1">
+      <w:start w:val="1"/>
+      <w:numFmt w:val="lowerRoman"/>
+      <w:lvlText w:val="%3."/>
+      <w:lvlJc w:val="right"/>
+      <w:pPr>
+        <w:ind w:left="3862" w:hanging="180"/>
+      </w:pPr>
+    </w:lvl>
+    <w:lvl w:ilvl="3" w:tplc="F2F89A3C" w:tentative="1">
+      <w:start w:val="1"/>
+      <w:numFmt w:val="decimal"/>
+      <w:lvlText w:val="%4."/>
+      <w:lvlJc w:val="left"/>
+      <w:pPr>
+        <w:ind w:left="4582" w:hanging="360"/>
+      </w:pPr>
+    </w:lvl>
+    <w:lvl w:ilvl="4" w:tplc="6D2CAF06" w:tentative="1">
+      <w:start w:val="1"/>
+      <w:numFmt w:val="lowerLetter"/>
+      <w:lvlText w:val="%5."/>
+      <w:lvlJc w:val="left"/>
+      <w:pPr>
+        <w:ind w:left="5302" w:hanging="360"/>
+      </w:pPr>
+    </w:lvl>
+    <w:lvl w:ilvl="5" w:tplc="FB2A3BAA" w:tentative="1">
+      <w:start w:val="1"/>
+      <w:numFmt w:val="lowerRoman"/>
+      <w:lvlText w:val="%6."/>
+      <w:lvlJc w:val="right"/>
+      <w:pPr>
+        <w:ind w:left="6022" w:hanging="180"/>
+      </w:pPr>
+    </w:lvl>
+    <w:lvl w:ilvl="6" w:tplc="62E086B4" w:tentative="1">
+      <w:start w:val="1"/>
+      <w:numFmt w:val="decimal"/>
+      <w:lvlText w:val="%7."/>
+      <w:lvlJc w:val="left"/>
+      <w:pPr>
+        <w:ind w:left="6742" w:hanging="360"/>
+      </w:pPr>
+    </w:lvl>
+    <w:lvl w:ilvl="7" w:tplc="2AFC7EEA" w:tentative="1">
+      <w:start w:val="1"/>
+      <w:numFmt w:val="lowerLetter"/>
+      <w:lvlText w:val="%8."/>
+      <w:lvlJc w:val="left"/>
+      <w:pPr>
+        <w:ind w:left="7462" w:hanging="360"/>
+      </w:pPr>
+    </w:lvl>
+    <w:lvl w:ilvl="8" w:tplc="7C80DCF2" w:tentative="1">
+      <w:start w:val="1"/>
+      <w:numFmt w:val="lowerRoman"/>
+      <w:lvlText w:val="%9."/>
+      <w:lvlJc w:val="right"/>
+      <w:pPr>
+        <w:ind w:left="8182" w:hanging="180"/>
+      </w:pPr>
+    </w:lvl>
+  </w:abstractNum>
+  <w:abstractNum w:abstractNumId="12" w15:restartNumberingAfterBreak="0">
     <w:nsid w:val="2F994867"/>
     <w:multiLevelType w:val="multilevel"/>
     <w:tmpl w:val="AF2A4990"/>
@@ -14891,7 +14046,7 @@
       </w:rPr>
     </w:lvl>
   </w:abstractNum>
-  <w:abstractNum w:abstractNumId="12" w15:restartNumberingAfterBreak="0">
+  <w:abstractNum w:abstractNumId="13" w15:restartNumberingAfterBreak="0">
     <w:nsid w:val="35E37264"/>
     <w:multiLevelType w:val="multilevel"/>
     <w:tmpl w:val="7FC8834C"/>
@@ -15004,7 +14159,7 @@
       </w:rPr>
     </w:lvl>
   </w:abstractNum>
-  <w:abstractNum w:abstractNumId="13" w15:restartNumberingAfterBreak="0">
+  <w:abstractNum w:abstractNumId="14" w15:restartNumberingAfterBreak="0">
     <w:nsid w:val="37E3402C"/>
     <w:multiLevelType w:val="multilevel"/>
     <w:tmpl w:val="3A2646BE"/>
@@ -15090,7 +14245,7 @@
       </w:pPr>
     </w:lvl>
   </w:abstractNum>
-  <w:abstractNum w:abstractNumId="14" w15:restartNumberingAfterBreak="0">
+  <w:abstractNum w:abstractNumId="15" w15:restartNumberingAfterBreak="0">
     <w:nsid w:val="3D95472E"/>
     <w:multiLevelType w:val="multilevel"/>
     <w:tmpl w:val="0682FDAA"/>
@@ -15203,7 +14358,7 @@
       </w:pPr>
     </w:lvl>
   </w:abstractNum>
-  <w:abstractNum w:abstractNumId="15" w15:restartNumberingAfterBreak="0">
+  <w:abstractNum w:abstractNumId="16" w15:restartNumberingAfterBreak="0">
     <w:nsid w:val="41F47F0F"/>
     <w:multiLevelType w:val="multilevel"/>
     <w:tmpl w:val="8326D6EA"/>
@@ -15316,7 +14471,7 @@
       </w:rPr>
     </w:lvl>
   </w:abstractNum>
-  <w:abstractNum w:abstractNumId="16" w15:restartNumberingAfterBreak="0">
+  <w:abstractNum w:abstractNumId="17" w15:restartNumberingAfterBreak="0">
     <w:nsid w:val="4DA61CE2"/>
     <w:multiLevelType w:val="multilevel"/>
     <w:tmpl w:val="A6F47A8E"/>
@@ -15433,7 +14588,7 @@
       </w:pPr>
     </w:lvl>
   </w:abstractNum>
-  <w:abstractNum w:abstractNumId="17" w15:restartNumberingAfterBreak="0">
+  <w:abstractNum w:abstractNumId="18" w15:restartNumberingAfterBreak="0">
     <w:nsid w:val="4F1936C4"/>
     <w:multiLevelType w:val="hybridMultilevel"/>
     <w:tmpl w:val="3D94E29C"/>
@@ -15519,7 +14674,7 @@
       </w:pPr>
     </w:lvl>
   </w:abstractNum>
-  <w:abstractNum w:abstractNumId="18" w15:restartNumberingAfterBreak="0">
+  <w:abstractNum w:abstractNumId="19" w15:restartNumberingAfterBreak="0">
     <w:nsid w:val="535D5CE5"/>
     <w:multiLevelType w:val="hybridMultilevel"/>
     <w:tmpl w:val="3D94E29C"/>
@@ -15605,7 +14760,7 @@
       </w:pPr>
     </w:lvl>
   </w:abstractNum>
-  <w:abstractNum w:abstractNumId="19" w15:restartNumberingAfterBreak="0">
+  <w:abstractNum w:abstractNumId="20" w15:restartNumberingAfterBreak="0">
     <w:nsid w:val="56177D0C"/>
     <w:multiLevelType w:val="hybridMultilevel"/>
     <w:tmpl w:val="3D94E29C"/>
@@ -15691,7 +14846,7 @@
       </w:pPr>
     </w:lvl>
   </w:abstractNum>
-  <w:abstractNum w:abstractNumId="20" w15:restartNumberingAfterBreak="0">
+  <w:abstractNum w:abstractNumId="21" w15:restartNumberingAfterBreak="0">
     <w:nsid w:val="56A24A8B"/>
     <w:multiLevelType w:val="multilevel"/>
     <w:tmpl w:val="0CAA472A"/>
@@ -15804,7 +14959,7 @@
       </w:rPr>
     </w:lvl>
   </w:abstractNum>
-  <w:abstractNum w:abstractNumId="21" w15:restartNumberingAfterBreak="0">
+  <w:abstractNum w:abstractNumId="22" w15:restartNumberingAfterBreak="0">
     <w:nsid w:val="5CD93CED"/>
     <w:multiLevelType w:val="multilevel"/>
     <w:tmpl w:val="267EFF0A"/>
@@ -15917,7 +15072,7 @@
       </w:rPr>
     </w:lvl>
   </w:abstractNum>
-  <w:abstractNum w:abstractNumId="22" w15:restartNumberingAfterBreak="0">
+  <w:abstractNum w:abstractNumId="23" w15:restartNumberingAfterBreak="0">
     <w:nsid w:val="60306F0D"/>
     <w:multiLevelType w:val="multilevel"/>
     <w:tmpl w:val="1980AD50"/>
@@ -16030,7 +15185,7 @@
       </w:pPr>
     </w:lvl>
   </w:abstractNum>
-  <w:abstractNum w:abstractNumId="23" w15:restartNumberingAfterBreak="0">
+  <w:abstractNum w:abstractNumId="24" w15:restartNumberingAfterBreak="0">
     <w:nsid w:val="62384DB4"/>
     <w:multiLevelType w:val="multilevel"/>
     <w:tmpl w:val="5AC6EA1E"/>
@@ -16116,7 +15271,7 @@
       </w:pPr>
     </w:lvl>
   </w:abstractNum>
-  <w:abstractNum w:abstractNumId="24" w15:restartNumberingAfterBreak="0">
+  <w:abstractNum w:abstractNumId="25" w15:restartNumberingAfterBreak="0">
     <w:nsid w:val="639E67FE"/>
     <w:multiLevelType w:val="multilevel"/>
     <w:tmpl w:val="A6F47A8E"/>
@@ -16233,7 +15388,7 @@
       </w:pPr>
     </w:lvl>
   </w:abstractNum>
-  <w:abstractNum w:abstractNumId="25" w15:restartNumberingAfterBreak="0">
+  <w:abstractNum w:abstractNumId="26" w15:restartNumberingAfterBreak="0">
     <w:nsid w:val="68AC6CAC"/>
     <w:multiLevelType w:val="hybridMultilevel"/>
     <w:tmpl w:val="B8342EA2"/>
@@ -16319,7 +15474,7 @@
       </w:pPr>
     </w:lvl>
   </w:abstractNum>
-  <w:abstractNum w:abstractNumId="26" w15:restartNumberingAfterBreak="0">
+  <w:abstractNum w:abstractNumId="27" w15:restartNumberingAfterBreak="0">
     <w:nsid w:val="68F67841"/>
     <w:multiLevelType w:val="multilevel"/>
     <w:tmpl w:val="34B6A232"/>
@@ -16432,7 +15587,7 @@
       </w:rPr>
     </w:lvl>
   </w:abstractNum>
-  <w:abstractNum w:abstractNumId="27" w15:restartNumberingAfterBreak="0">
+  <w:abstractNum w:abstractNumId="28" w15:restartNumberingAfterBreak="0">
     <w:nsid w:val="6ECA144E"/>
     <w:multiLevelType w:val="hybridMultilevel"/>
     <w:tmpl w:val="3D94E29C"/>
@@ -16518,7 +15673,7 @@
       </w:pPr>
     </w:lvl>
   </w:abstractNum>
-  <w:abstractNum w:abstractNumId="28" w15:restartNumberingAfterBreak="0">
+  <w:abstractNum w:abstractNumId="29" w15:restartNumberingAfterBreak="0">
     <w:nsid w:val="70C46517"/>
     <w:multiLevelType w:val="multilevel"/>
     <w:tmpl w:val="03820CBA"/>
@@ -16604,7 +15759,7 @@
       </w:pPr>
     </w:lvl>
   </w:abstractNum>
-  <w:abstractNum w:abstractNumId="29" w15:restartNumberingAfterBreak="0">
+  <w:abstractNum w:abstractNumId="30" w15:restartNumberingAfterBreak="0">
     <w:nsid w:val="719060E1"/>
     <w:multiLevelType w:val="multilevel"/>
     <w:tmpl w:val="A6F47A8E"/>
@@ -16721,7 +15876,7 @@
       </w:pPr>
     </w:lvl>
   </w:abstractNum>
-  <w:abstractNum w:abstractNumId="30" w15:restartNumberingAfterBreak="0">
+  <w:abstractNum w:abstractNumId="31" w15:restartNumberingAfterBreak="0">
     <w:nsid w:val="77356E49"/>
     <w:multiLevelType w:val="multilevel"/>
     <w:tmpl w:val="5E487182"/>
@@ -16838,46 +15993,46 @@
     <w:abstractNumId w:val="5"/>
   </w:num>
   <w:num w:numId="2" w16cid:durableId="1816220485">
-    <w:abstractNumId w:val="11"/>
+    <w:abstractNumId w:val="12"/>
   </w:num>
   <w:num w:numId="3" w16cid:durableId="910114657">
-    <w:abstractNumId w:val="13"/>
+    <w:abstractNumId w:val="14"/>
   </w:num>
   <w:num w:numId="4" w16cid:durableId="714819278">
     <w:abstractNumId w:val="10"/>
   </w:num>
   <w:num w:numId="5" w16cid:durableId="20935919">
-    <w:abstractNumId w:val="30"/>
+    <w:abstractNumId w:val="31"/>
   </w:num>
   <w:num w:numId="6" w16cid:durableId="2061896113">
-    <w:abstractNumId w:val="28"/>
+    <w:abstractNumId w:val="29"/>
   </w:num>
   <w:num w:numId="7" w16cid:durableId="1671709814">
-    <w:abstractNumId w:val="21"/>
+    <w:abstractNumId w:val="22"/>
   </w:num>
   <w:num w:numId="8" w16cid:durableId="4329532">
-    <w:abstractNumId w:val="26"/>
+    <w:abstractNumId w:val="27"/>
   </w:num>
   <w:num w:numId="9" w16cid:durableId="1737629608">
-    <w:abstractNumId w:val="23"/>
+    <w:abstractNumId w:val="24"/>
   </w:num>
   <w:num w:numId="10" w16cid:durableId="1798140964">
     <w:abstractNumId w:val="9"/>
   </w:num>
   <w:num w:numId="11" w16cid:durableId="1054739762">
-    <w:abstractNumId w:val="20"/>
+    <w:abstractNumId w:val="21"/>
   </w:num>
   <w:num w:numId="12" w16cid:durableId="1542785484">
-    <w:abstractNumId w:val="16"/>
+    <w:abstractNumId w:val="17"/>
   </w:num>
   <w:num w:numId="13" w16cid:durableId="597761712">
     <w:abstractNumId w:val="8"/>
   </w:num>
   <w:num w:numId="14" w16cid:durableId="348793695">
-    <w:abstractNumId w:val="15"/>
+    <w:abstractNumId w:val="16"/>
   </w:num>
   <w:num w:numId="15" w16cid:durableId="784271495">
-    <w:abstractNumId w:val="12"/>
+    <w:abstractNumId w:val="13"/>
   </w:num>
   <w:num w:numId="16" w16cid:durableId="1510559178">
     <w:abstractNumId w:val="6"/>
@@ -16886,10 +16041,10 @@
     <w:abstractNumId w:val="0"/>
   </w:num>
   <w:num w:numId="18" w16cid:durableId="2016609522">
-    <w:abstractNumId w:val="29"/>
+    <w:abstractNumId w:val="30"/>
   </w:num>
   <w:num w:numId="19" w16cid:durableId="898056626">
-    <w:abstractNumId w:val="22"/>
+    <w:abstractNumId w:val="23"/>
   </w:num>
   <w:num w:numId="20" w16cid:durableId="1925797950">
     <w:abstractNumId w:val="4"/>
@@ -16898,7 +16053,7 @@
     <w:abstractNumId w:val="7"/>
   </w:num>
   <w:num w:numId="22" w16cid:durableId="35470822">
-    <w:abstractNumId w:val="25"/>
+    <w:abstractNumId w:val="26"/>
   </w:num>
   <w:num w:numId="23" w16cid:durableId="505053170">
     <w:abstractNumId w:val="3"/>
@@ -16907,25 +16062,28 @@
     <w:abstractNumId w:val="2"/>
   </w:num>
   <w:num w:numId="25" w16cid:durableId="1194659016">
-    <w:abstractNumId w:val="24"/>
+    <w:abstractNumId w:val="25"/>
   </w:num>
   <w:num w:numId="26" w16cid:durableId="1164930140">
     <w:abstractNumId w:val="1"/>
   </w:num>
   <w:num w:numId="27" w16cid:durableId="404911934">
-    <w:abstractNumId w:val="17"/>
+    <w:abstractNumId w:val="18"/>
   </w:num>
   <w:num w:numId="28" w16cid:durableId="2077895347">
+    <w:abstractNumId w:val="20"/>
+  </w:num>
+  <w:num w:numId="29" w16cid:durableId="373121533">
+    <w:abstractNumId w:val="15"/>
+  </w:num>
+  <w:num w:numId="30" w16cid:durableId="1217475123">
     <w:abstractNumId w:val="19"/>
   </w:num>
-  <w:num w:numId="29" w16cid:durableId="373121533">
-    <w:abstractNumId w:val="14"/>
+  <w:num w:numId="31" w16cid:durableId="493032212">
+    <w:abstractNumId w:val="28"/>
   </w:num>
-  <w:num w:numId="30" w16cid:durableId="1217475123">
-    <w:abstractNumId w:val="18"/>
-  </w:num>
-  <w:num w:numId="31" w16cid:durableId="493032212">
-    <w:abstractNumId w:val="27"/>
+  <w:num w:numId="32" w16cid:durableId="328366749">
+    <w:abstractNumId w:val="11"/>
   </w:num>
 </w:numbering>
 </file>
@@ -18186,28 +17344,28 @@
 </file>
 
 <file path=customXml/item1.xml><?xml version="1.0" encoding="utf-8"?>
-<b:Sources xmlns:b="http://schemas.openxmlformats.org/officeDocument/2006/bibliography" xmlns="http://schemas.openxmlformats.org/officeDocument/2006/bibliography" SelectedStyle="\APASixthEditionOfficeOnline.xsl" StyleName="APA" Version="6"/>
-</file>
-
-<file path=customXml/item2.xml><?xml version="1.0" encoding="utf-8"?>
 <go:gDocsCustomXmlDataStorage xmlns:go="http://customooxmlschemas.google.com/" xmlns:r="http://schemas.openxmlformats.org/officeDocument/2006/relationships" uri="GoogleDocsCustomDataVersion2">
   <go:docsCustomData xmlns:go="http://customooxmlschemas.google.com/" roundtripDataSignature="AMtx7mh2HQ/zzkQ4v3FE1HHoQOrVd2Qmxg==">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</go:docsCustomData>
 </go:gDocsCustomXmlDataStorage>
 </file>
 
-<file path=customXml/itemProps1.xml><?xml version="1.0" encoding="utf-8"?>
-<ds:datastoreItem xmlns:ds="http://schemas.openxmlformats.org/officeDocument/2006/customXml" ds:itemID="{A70D0664-AAF4-485D-B537-0C18ABC1D957}">
-  <ds:schemaRefs>
-    <ds:schemaRef ds:uri="http://schemas.openxmlformats.org/officeDocument/2006/bibliography"/>
-  </ds:schemaRefs>
-</ds:datastoreItem>
+<file path=customXml/item2.xml><?xml version="1.0" encoding="utf-8"?>
+<b:Sources xmlns:b="http://schemas.openxmlformats.org/officeDocument/2006/bibliography" xmlns="http://schemas.openxmlformats.org/officeDocument/2006/bibliography" SelectedStyle="\APASixthEditionOfficeOnline.xsl" StyleName="APA" Version="6"/>
 </file>
 
-<file path=customXml/itemProps2.xml><?xml version="1.0" encoding="utf-8"?>
+<file path=customXml/itemProps1.xml><?xml version="1.0" encoding="utf-8"?>
 <ds:datastoreItem xmlns:ds="http://schemas.openxmlformats.org/officeDocument/2006/customXml" ds:itemID="{11111111-1234-1234-1234-123412341234}">
   <ds:schemaRefs>
     <ds:schemaRef ds:uri="http://customooxmlschemas.google.com/"/>
     <ds:schemaRef ds:uri="http://schemas.openxmlformats.org/officeDocument/2006/relationships"/>
   </ds:schemaRefs>
 </ds:datastoreItem>
+</file>
+
+<file path=customXml/itemProps2.xml><?xml version="1.0" encoding="utf-8"?>
+<ds:datastoreItem xmlns:ds="http://schemas.openxmlformats.org/officeDocument/2006/customXml" ds:itemID="{A70D0664-AAF4-485D-B537-0C18ABC1D957}">
+  <ds:schemaRefs>
+    <ds:schemaRef ds:uri="http://schemas.openxmlformats.org/officeDocument/2006/bibliography"/>
+  </ds:schemaRefs>
+</ds:datastoreItem>
 </file>